--- a/public/soal_temp.docx
+++ b/public/soal_temp.docx
@@ -9,9 +9,9 @@
         <w:tblLook w:val="04A0" w:firstRow="1" w:lastRow="0" w:firstColumn="1" w:lastColumn="0" w:noHBand="0" w:noVBand="1"/>
       </w:tblPr>
       <w:tblGrid>
-        <w:gridCol w:w="635"/>
+        <w:gridCol w:w="650"/>
         <w:gridCol w:w="1777"/>
-        <w:gridCol w:w="7406"/>
+        <w:gridCol w:w="7391"/>
       </w:tblGrid>
       <w:tr>
         <w:tc>
@@ -35,13 +35,11 @@
               <w:contextualSpacing/>
               <w:rPr>
                 <w:rFonts w:ascii="Arial" w:eastAsia="Times New Roman" w:hAnsi="Arial" w:cs="Arial"/>
-                <w:lang w:val="en-ID"/>
               </w:rPr>
             </w:pPr>
             <w:r>
               <w:rPr>
                 <w:rFonts w:ascii="Arial" w:eastAsia="Times New Roman" w:hAnsi="Arial" w:cs="Arial"/>
-                <w:lang w:val="en-ID"/>
               </w:rPr>
               <w:t>&lt;</w:t>
             </w:r>
@@ -49,7 +47,6 @@
             <w:r>
               <w:rPr>
                 <w:rFonts w:ascii="Arial" w:eastAsia="Times New Roman" w:hAnsi="Arial" w:cs="Arial"/>
-                <w:lang w:val="en-ID"/>
               </w:rPr>
               <w:t>soal</w:t>
             </w:r>
@@ -57,7 +54,6 @@
             <w:r>
               <w:rPr>
                 <w:rFonts w:ascii="Arial" w:eastAsia="Times New Roman" w:hAnsi="Arial" w:cs="Arial"/>
-                <w:lang w:val="en-ID"/>
               </w:rPr>
               <w:t>&gt;</w:t>
             </w:r>
@@ -91,7 +87,7 @@
             </w:r>
             <w:proofErr w:type="spellStart"/>
             <w:r>
-              <w:t>pilihan_ganda</w:t>
+              <w:t>pilihan</w:t>
             </w:r>
             <w:proofErr w:type="spellEnd"/>
             <w:r>
@@ -127,7 +123,7 @@
             </w:r>
             <w:proofErr w:type="spellStart"/>
             <w:r>
-              <w:t>pilihan_ganda</w:t>
+              <w:t>pilihan</w:t>
             </w:r>
             <w:proofErr w:type="spellEnd"/>
             <w:r>
@@ -163,7 +159,7 @@
             </w:r>
             <w:proofErr w:type="spellStart"/>
             <w:r>
-              <w:t>pilihan_ganda</w:t>
+              <w:t>pilihan</w:t>
             </w:r>
             <w:proofErr w:type="spellEnd"/>
             <w:r>
@@ -199,7 +195,7 @@
             </w:r>
             <w:proofErr w:type="spellStart"/>
             <w:r>
-              <w:t>pilihan_ganda</w:t>
+              <w:t>pilihan</w:t>
             </w:r>
             <w:proofErr w:type="spellEnd"/>
             <w:r>
@@ -218,13 +214,20 @@
         <w:tc>
           <w:tcPr>
             <w:tcW w:w="985" w:type="dxa"/>
-          </w:tcPr>
-          <w:p>
-            <w:r>
-              <w:t>&lt;kunci_jawaban&gt;</w:t>
-            </w:r>
-            <w:bookmarkStart w:id="0" w:name="_GoBack"/>
-            <w:bookmarkEnd w:id="0"/>
+            <w:shd w:val="clear" w:color="auto" w:fill="00B050"/>
+          </w:tcPr>
+          <w:p>
+            <w:r>
+              <w:t>&lt;</w:t>
+            </w:r>
+            <w:proofErr w:type="spellStart"/>
+            <w:r>
+              <w:t>kunci_jawaban</w:t>
+            </w:r>
+            <w:proofErr w:type="spellEnd"/>
+            <w:r>
+              <w:t>&gt;</w:t>
+            </w:r>
           </w:p>
         </w:tc>
         <w:tc>
@@ -242,6 +245,167 @@
           <w:p>
             <w:r>
               <w:t>2</w:t>
+            </w:r>
+          </w:p>
+        </w:tc>
+        <w:tc>
+          <w:tcPr>
+            <w:tcW w:w="9143" w:type="dxa"/>
+            <w:gridSpan w:val="2"/>
+          </w:tcPr>
+          <w:p>
+            <w:pPr>
+              <w:tabs>
+                <w:tab w:val="left" w:pos="5387"/>
+              </w:tabs>
+              <w:spacing w:after="160" w:line="259" w:lineRule="auto"/>
+              <w:contextualSpacing/>
+              <w:rPr>
+                <w:rFonts w:ascii="Arial" w:eastAsia="Times New Roman" w:hAnsi="Arial" w:cs="Arial"/>
+              </w:rPr>
+            </w:pPr>
+          </w:p>
+        </w:tc>
+      </w:tr>
+      <w:tr>
+        <w:tc>
+          <w:tcPr>
+            <w:tcW w:w="675" w:type="dxa"/>
+          </w:tcPr>
+          <w:p/>
+        </w:tc>
+        <w:tc>
+          <w:tcPr>
+            <w:tcW w:w="985" w:type="dxa"/>
+          </w:tcPr>
+          <w:p>
+            <w:r>
+              <w:t>A</w:t>
+            </w:r>
+          </w:p>
+        </w:tc>
+        <w:tc>
+          <w:tcPr>
+            <w:tcW w:w="8158" w:type="dxa"/>
+          </w:tcPr>
+          <w:p>
+            <w:pPr>
+              <w:rPr>
+                <w:rtl/>
+              </w:rPr>
+            </w:pPr>
+          </w:p>
+        </w:tc>
+      </w:tr>
+      <w:tr>
+        <w:tc>
+          <w:tcPr>
+            <w:tcW w:w="675" w:type="dxa"/>
+          </w:tcPr>
+          <w:p/>
+        </w:tc>
+        <w:tc>
+          <w:tcPr>
+            <w:tcW w:w="985" w:type="dxa"/>
+          </w:tcPr>
+          <w:p>
+            <w:r>
+              <w:t>B</w:t>
+            </w:r>
+          </w:p>
+        </w:tc>
+        <w:tc>
+          <w:tcPr>
+            <w:tcW w:w="8158" w:type="dxa"/>
+          </w:tcPr>
+          <w:p/>
+        </w:tc>
+      </w:tr>
+      <w:tr>
+        <w:tc>
+          <w:tcPr>
+            <w:tcW w:w="675" w:type="dxa"/>
+          </w:tcPr>
+          <w:p/>
+        </w:tc>
+        <w:tc>
+          <w:tcPr>
+            <w:tcW w:w="985" w:type="dxa"/>
+          </w:tcPr>
+          <w:p>
+            <w:r>
+              <w:t>C</w:t>
+            </w:r>
+          </w:p>
+        </w:tc>
+        <w:tc>
+          <w:tcPr>
+            <w:tcW w:w="8158" w:type="dxa"/>
+          </w:tcPr>
+          <w:p/>
+        </w:tc>
+      </w:tr>
+      <w:tr>
+        <w:tc>
+          <w:tcPr>
+            <w:tcW w:w="675" w:type="dxa"/>
+          </w:tcPr>
+          <w:p/>
+        </w:tc>
+        <w:tc>
+          <w:tcPr>
+            <w:tcW w:w="985" w:type="dxa"/>
+          </w:tcPr>
+          <w:p>
+            <w:r>
+              <w:t>D</w:t>
+            </w:r>
+          </w:p>
+        </w:tc>
+        <w:tc>
+          <w:tcPr>
+            <w:tcW w:w="8158" w:type="dxa"/>
+          </w:tcPr>
+          <w:p>
+            <w:pPr>
+              <w:contextualSpacing/>
+              <w:jc w:val="both"/>
+              <w:rPr>
+                <w:rFonts w:asciiTheme="minorBidi" w:eastAsia="Times New Roman" w:hAnsiTheme="minorBidi" w:cs="Arial"/>
+              </w:rPr>
+            </w:pPr>
+          </w:p>
+        </w:tc>
+      </w:tr>
+      <w:tr>
+        <w:tc>
+          <w:tcPr>
+            <w:tcW w:w="675" w:type="dxa"/>
+          </w:tcPr>
+          <w:p/>
+        </w:tc>
+        <w:tc>
+          <w:tcPr>
+            <w:tcW w:w="985" w:type="dxa"/>
+            <w:shd w:val="clear" w:color="auto" w:fill="00B050"/>
+          </w:tcPr>
+          <w:p/>
+        </w:tc>
+        <w:tc>
+          <w:tcPr>
+            <w:tcW w:w="8158" w:type="dxa"/>
+          </w:tcPr>
+          <w:p/>
+        </w:tc>
+      </w:tr>
+      <w:tr>
+        <w:tc>
+          <w:tcPr>
+            <w:tcW w:w="675" w:type="dxa"/>
+          </w:tcPr>
+          <w:p>
+            <w:r>
+              <w:t>3</w:t>
             </w:r>
           </w:p>
         </w:tc>
@@ -286,78 +450,6 @@
           <w:tcPr>
             <w:tcW w:w="8158" w:type="dxa"/>
           </w:tcPr>
-          <w:p/>
-        </w:tc>
-      </w:tr>
-      <w:tr>
-        <w:tc>
-          <w:tcPr>
-            <w:tcW w:w="675" w:type="dxa"/>
-          </w:tcPr>
-          <w:p/>
-        </w:tc>
-        <w:tc>
-          <w:tcPr>
-            <w:tcW w:w="985" w:type="dxa"/>
-          </w:tcPr>
-          <w:p>
-            <w:r>
-              <w:t>B</w:t>
-            </w:r>
-          </w:p>
-        </w:tc>
-        <w:tc>
-          <w:tcPr>
-            <w:tcW w:w="8158" w:type="dxa"/>
-          </w:tcPr>
-          <w:p/>
-        </w:tc>
-      </w:tr>
-      <w:tr>
-        <w:tc>
-          <w:tcPr>
-            <w:tcW w:w="675" w:type="dxa"/>
-          </w:tcPr>
-          <w:p/>
-        </w:tc>
-        <w:tc>
-          <w:tcPr>
-            <w:tcW w:w="985" w:type="dxa"/>
-          </w:tcPr>
-          <w:p>
-            <w:r>
-              <w:t>C</w:t>
-            </w:r>
-          </w:p>
-        </w:tc>
-        <w:tc>
-          <w:tcPr>
-            <w:tcW w:w="8158" w:type="dxa"/>
-          </w:tcPr>
-          <w:p/>
-        </w:tc>
-      </w:tr>
-      <w:tr>
-        <w:tc>
-          <w:tcPr>
-            <w:tcW w:w="675" w:type="dxa"/>
-          </w:tcPr>
-          <w:p/>
-        </w:tc>
-        <w:tc>
-          <w:tcPr>
-            <w:tcW w:w="985" w:type="dxa"/>
-          </w:tcPr>
-          <w:p>
-            <w:r>
-              <w:t>D</w:t>
-            </w:r>
-          </w:p>
-        </w:tc>
-        <w:tc>
-          <w:tcPr>
-            <w:tcW w:w="8158" w:type="dxa"/>
-          </w:tcPr>
           <w:p>
             <w:pPr>
               <w:contextualSpacing/>
@@ -382,6 +474,154 @@
           </w:tcPr>
           <w:p>
             <w:r>
+              <w:t>B</w:t>
+            </w:r>
+          </w:p>
+        </w:tc>
+        <w:tc>
+          <w:tcPr>
+            <w:tcW w:w="8158" w:type="dxa"/>
+          </w:tcPr>
+          <w:p>
+            <w:pPr>
+              <w:contextualSpacing/>
+              <w:jc w:val="both"/>
+              <w:rPr>
+                <w:rFonts w:asciiTheme="minorBidi" w:eastAsia="Times New Roman" w:hAnsiTheme="minorBidi" w:cs="Arial"/>
+              </w:rPr>
+            </w:pPr>
+          </w:p>
+        </w:tc>
+      </w:tr>
+      <w:tr>
+        <w:tc>
+          <w:tcPr>
+            <w:tcW w:w="675" w:type="dxa"/>
+          </w:tcPr>
+          <w:p/>
+        </w:tc>
+        <w:tc>
+          <w:tcPr>
+            <w:tcW w:w="985" w:type="dxa"/>
+          </w:tcPr>
+          <w:p>
+            <w:r>
+              <w:t>C</w:t>
+            </w:r>
+          </w:p>
+        </w:tc>
+        <w:tc>
+          <w:tcPr>
+            <w:tcW w:w="8158" w:type="dxa"/>
+          </w:tcPr>
+          <w:p>
+            <w:pPr>
+              <w:contextualSpacing/>
+              <w:jc w:val="both"/>
+              <w:rPr>
+                <w:rFonts w:asciiTheme="minorBidi" w:eastAsia="Times New Roman" w:hAnsiTheme="minorBidi" w:cs="Arial"/>
+              </w:rPr>
+            </w:pPr>
+          </w:p>
+        </w:tc>
+      </w:tr>
+      <w:tr>
+        <w:tc>
+          <w:tcPr>
+            <w:tcW w:w="675" w:type="dxa"/>
+          </w:tcPr>
+          <w:p/>
+        </w:tc>
+        <w:tc>
+          <w:tcPr>
+            <w:tcW w:w="985" w:type="dxa"/>
+          </w:tcPr>
+          <w:p>
+            <w:r>
+              <w:t>D</w:t>
+            </w:r>
+          </w:p>
+        </w:tc>
+        <w:tc>
+          <w:tcPr>
+            <w:tcW w:w="8158" w:type="dxa"/>
+          </w:tcPr>
+          <w:p>
+            <w:pPr>
+              <w:contextualSpacing/>
+              <w:jc w:val="both"/>
+              <w:rPr>
+                <w:rFonts w:asciiTheme="minorBidi" w:eastAsia="Times New Roman" w:hAnsiTheme="minorBidi" w:cs="Arial"/>
+              </w:rPr>
+            </w:pPr>
+          </w:p>
+        </w:tc>
+      </w:tr>
+      <w:tr>
+        <w:tc>
+          <w:tcPr>
+            <w:tcW w:w="675" w:type="dxa"/>
+          </w:tcPr>
+          <w:p/>
+        </w:tc>
+        <w:tc>
+          <w:tcPr>
+            <w:tcW w:w="985" w:type="dxa"/>
+            <w:shd w:val="clear" w:color="auto" w:fill="00B050"/>
+          </w:tcPr>
+          <w:p/>
+        </w:tc>
+        <w:tc>
+          <w:tcPr>
+            <w:tcW w:w="8158" w:type="dxa"/>
+          </w:tcPr>
+          <w:p/>
+        </w:tc>
+      </w:tr>
+      <w:tr>
+        <w:tc>
+          <w:tcPr>
+            <w:tcW w:w="675" w:type="dxa"/>
+          </w:tcPr>
+          <w:p>
+            <w:r>
+              <w:t>4</w:t>
+            </w:r>
+          </w:p>
+        </w:tc>
+        <w:tc>
+          <w:tcPr>
+            <w:tcW w:w="9143" w:type="dxa"/>
+            <w:gridSpan w:val="2"/>
+          </w:tcPr>
+          <w:p>
+            <w:pPr>
+              <w:tabs>
+                <w:tab w:val="left" w:pos="5245"/>
+              </w:tabs>
+              <w:spacing w:after="160" w:line="259" w:lineRule="auto"/>
+              <w:contextualSpacing/>
+              <w:rPr>
+                <w:rFonts w:ascii="Arial" w:eastAsia="Times New Roman" w:hAnsi="Arial" w:cs="Arial"/>
+                <w:lang w:val="en-ID"/>
+              </w:rPr>
+            </w:pPr>
+          </w:p>
+        </w:tc>
+      </w:tr>
+      <w:tr>
+        <w:tc>
+          <w:tcPr>
+            <w:tcW w:w="675" w:type="dxa"/>
+          </w:tcPr>
+          <w:p/>
+        </w:tc>
+        <w:tc>
+          <w:tcPr>
+            <w:tcW w:w="985" w:type="dxa"/>
+          </w:tcPr>
+          <w:p>
+            <w:r>
               <w:t>A</w:t>
             </w:r>
           </w:p>
@@ -390,17 +630,141 @@
           <w:tcPr>
             <w:tcW w:w="8158" w:type="dxa"/>
           </w:tcPr>
-          <w:p/>
-        </w:tc>
-      </w:tr>
-      <w:tr>
-        <w:tc>
-          <w:tcPr>
-            <w:tcW w:w="675" w:type="dxa"/>
-          </w:tcPr>
-          <w:p>
-            <w:r>
-              <w:t>3</w:t>
+          <w:p>
+            <w:pPr>
+              <w:contextualSpacing/>
+              <w:jc w:val="both"/>
+              <w:rPr>
+                <w:rFonts w:asciiTheme="minorBidi" w:eastAsia="Times New Roman" w:hAnsiTheme="minorBidi" w:cs="Arial"/>
+              </w:rPr>
+            </w:pPr>
+          </w:p>
+        </w:tc>
+      </w:tr>
+      <w:tr>
+        <w:tc>
+          <w:tcPr>
+            <w:tcW w:w="675" w:type="dxa"/>
+          </w:tcPr>
+          <w:p/>
+        </w:tc>
+        <w:tc>
+          <w:tcPr>
+            <w:tcW w:w="985" w:type="dxa"/>
+          </w:tcPr>
+          <w:p>
+            <w:r>
+              <w:t>B</w:t>
+            </w:r>
+          </w:p>
+        </w:tc>
+        <w:tc>
+          <w:tcPr>
+            <w:tcW w:w="8158" w:type="dxa"/>
+          </w:tcPr>
+          <w:p>
+            <w:pPr>
+              <w:contextualSpacing/>
+              <w:jc w:val="both"/>
+              <w:rPr>
+                <w:rFonts w:asciiTheme="minorBidi" w:eastAsia="Times New Roman" w:hAnsiTheme="minorBidi" w:cs="Arial"/>
+              </w:rPr>
+            </w:pPr>
+          </w:p>
+        </w:tc>
+      </w:tr>
+      <w:tr>
+        <w:tc>
+          <w:tcPr>
+            <w:tcW w:w="675" w:type="dxa"/>
+          </w:tcPr>
+          <w:p/>
+        </w:tc>
+        <w:tc>
+          <w:tcPr>
+            <w:tcW w:w="985" w:type="dxa"/>
+          </w:tcPr>
+          <w:p>
+            <w:r>
+              <w:t>C</w:t>
+            </w:r>
+          </w:p>
+        </w:tc>
+        <w:tc>
+          <w:tcPr>
+            <w:tcW w:w="8158" w:type="dxa"/>
+          </w:tcPr>
+          <w:p>
+            <w:pPr>
+              <w:jc w:val="both"/>
+              <w:rPr>
+                <w:rFonts w:asciiTheme="minorBidi" w:hAnsiTheme="minorBidi"/>
+              </w:rPr>
+            </w:pPr>
+          </w:p>
+        </w:tc>
+      </w:tr>
+      <w:tr>
+        <w:tc>
+          <w:tcPr>
+            <w:tcW w:w="675" w:type="dxa"/>
+          </w:tcPr>
+          <w:p/>
+        </w:tc>
+        <w:tc>
+          <w:tcPr>
+            <w:tcW w:w="985" w:type="dxa"/>
+          </w:tcPr>
+          <w:p>
+            <w:r>
+              <w:t>D</w:t>
+            </w:r>
+          </w:p>
+        </w:tc>
+        <w:tc>
+          <w:tcPr>
+            <w:tcW w:w="8158" w:type="dxa"/>
+          </w:tcPr>
+          <w:p>
+            <w:pPr>
+              <w:contextualSpacing/>
+              <w:jc w:val="both"/>
+              <w:rPr>
+                <w:rFonts w:asciiTheme="minorBidi" w:eastAsia="Times New Roman" w:hAnsiTheme="minorBidi" w:cs="Arial"/>
+              </w:rPr>
+            </w:pPr>
+          </w:p>
+        </w:tc>
+      </w:tr>
+      <w:tr>
+        <w:tc>
+          <w:tcPr>
+            <w:tcW w:w="675" w:type="dxa"/>
+          </w:tcPr>
+          <w:p/>
+        </w:tc>
+        <w:tc>
+          <w:tcPr>
+            <w:tcW w:w="985" w:type="dxa"/>
+            <w:shd w:val="clear" w:color="auto" w:fill="00B050"/>
+          </w:tcPr>
+          <w:p/>
+        </w:tc>
+        <w:tc>
+          <w:tcPr>
+            <w:tcW w:w="8158" w:type="dxa"/>
+          </w:tcPr>
+          <w:p/>
+        </w:tc>
+      </w:tr>
+      <w:tr>
+        <w:tc>
+          <w:tcPr>
+            <w:tcW w:w="675" w:type="dxa"/>
+          </w:tcPr>
+          <w:p>
+            <w:r>
+              <w:t>5</w:t>
             </w:r>
           </w:p>
         </w:tc>
@@ -562,210 +926,25 @@
         <w:tc>
           <w:tcPr>
             <w:tcW w:w="985" w:type="dxa"/>
-          </w:tcPr>
-          <w:p>
-            <w:r>
-              <w:t>D</w:t>
-            </w:r>
-          </w:p>
-        </w:tc>
-        <w:tc>
-          <w:tcPr>
-            <w:tcW w:w="8158" w:type="dxa"/>
-          </w:tcPr>
-          <w:p/>
-        </w:tc>
-      </w:tr>
-      <w:tr>
-        <w:tc>
-          <w:tcPr>
-            <w:tcW w:w="675" w:type="dxa"/>
-          </w:tcPr>
-          <w:p>
-            <w:r>
-              <w:t>4</w:t>
-            </w:r>
-          </w:p>
-        </w:tc>
-        <w:tc>
-          <w:tcPr>
-            <w:tcW w:w="9143" w:type="dxa"/>
-            <w:gridSpan w:val="2"/>
-          </w:tcPr>
-          <w:p>
-            <w:pPr>
-              <w:tabs>
-                <w:tab w:val="left" w:pos="5245"/>
-              </w:tabs>
-              <w:spacing w:after="160" w:line="259" w:lineRule="auto"/>
-              <w:contextualSpacing/>
-              <w:rPr>
-                <w:rFonts w:ascii="Arial" w:eastAsia="Times New Roman" w:hAnsi="Arial" w:cs="Arial"/>
-                <w:lang w:val="en-ID"/>
-              </w:rPr>
-            </w:pPr>
-          </w:p>
-        </w:tc>
-      </w:tr>
-      <w:tr>
-        <w:tc>
-          <w:tcPr>
-            <w:tcW w:w="675" w:type="dxa"/>
-          </w:tcPr>
-          <w:p/>
-        </w:tc>
-        <w:tc>
-          <w:tcPr>
-            <w:tcW w:w="985" w:type="dxa"/>
-          </w:tcPr>
-          <w:p>
-            <w:r>
-              <w:t>A</w:t>
-            </w:r>
-          </w:p>
-        </w:tc>
-        <w:tc>
-          <w:tcPr>
-            <w:tcW w:w="8158" w:type="dxa"/>
-          </w:tcPr>
-          <w:p>
-            <w:pPr>
-              <w:contextualSpacing/>
-              <w:jc w:val="both"/>
-              <w:rPr>
-                <w:rFonts w:asciiTheme="minorBidi" w:eastAsia="Times New Roman" w:hAnsiTheme="minorBidi" w:cs="Arial"/>
-              </w:rPr>
-            </w:pPr>
-          </w:p>
-        </w:tc>
-      </w:tr>
-      <w:tr>
-        <w:tc>
-          <w:tcPr>
-            <w:tcW w:w="675" w:type="dxa"/>
-          </w:tcPr>
-          <w:p/>
-        </w:tc>
-        <w:tc>
-          <w:tcPr>
-            <w:tcW w:w="985" w:type="dxa"/>
-          </w:tcPr>
-          <w:p>
-            <w:r>
-              <w:t>B</w:t>
-            </w:r>
-          </w:p>
-        </w:tc>
-        <w:tc>
-          <w:tcPr>
-            <w:tcW w:w="8158" w:type="dxa"/>
-          </w:tcPr>
-          <w:p>
-            <w:pPr>
-              <w:contextualSpacing/>
-              <w:jc w:val="both"/>
-              <w:rPr>
-                <w:rFonts w:asciiTheme="minorBidi" w:eastAsia="Times New Roman" w:hAnsiTheme="minorBidi" w:cs="Arial"/>
-              </w:rPr>
-            </w:pPr>
-          </w:p>
-        </w:tc>
-      </w:tr>
-      <w:tr>
-        <w:tc>
-          <w:tcPr>
-            <w:tcW w:w="675" w:type="dxa"/>
-          </w:tcPr>
-          <w:p/>
-        </w:tc>
-        <w:tc>
-          <w:tcPr>
-            <w:tcW w:w="985" w:type="dxa"/>
-          </w:tcPr>
-          <w:p>
-            <w:r>
-              <w:t>C</w:t>
-            </w:r>
-          </w:p>
-        </w:tc>
-        <w:tc>
-          <w:tcPr>
-            <w:tcW w:w="8158" w:type="dxa"/>
-          </w:tcPr>
-          <w:p>
-            <w:pPr>
-              <w:jc w:val="both"/>
-              <w:rPr>
-                <w:rFonts w:asciiTheme="minorBidi" w:hAnsiTheme="minorBidi"/>
-              </w:rPr>
-            </w:pPr>
-          </w:p>
-        </w:tc>
-      </w:tr>
-      <w:tr>
-        <w:tc>
-          <w:tcPr>
-            <w:tcW w:w="675" w:type="dxa"/>
-          </w:tcPr>
-          <w:p/>
-        </w:tc>
-        <w:tc>
-          <w:tcPr>
-            <w:tcW w:w="985" w:type="dxa"/>
-          </w:tcPr>
-          <w:p>
-            <w:r>
-              <w:t>D</w:t>
-            </w:r>
-          </w:p>
-        </w:tc>
-        <w:tc>
-          <w:tcPr>
-            <w:tcW w:w="8158" w:type="dxa"/>
-          </w:tcPr>
-          <w:p>
-            <w:pPr>
-              <w:contextualSpacing/>
-              <w:jc w:val="both"/>
-              <w:rPr>
-                <w:rFonts w:asciiTheme="minorBidi" w:eastAsia="Times New Roman" w:hAnsiTheme="minorBidi" w:cs="Arial"/>
-              </w:rPr>
-            </w:pPr>
-          </w:p>
-        </w:tc>
-      </w:tr>
-      <w:tr>
-        <w:tc>
-          <w:tcPr>
-            <w:tcW w:w="675" w:type="dxa"/>
-          </w:tcPr>
-          <w:p/>
-        </w:tc>
-        <w:tc>
-          <w:tcPr>
-            <w:tcW w:w="985" w:type="dxa"/>
-          </w:tcPr>
-          <w:p>
-            <w:r>
-              <w:t>B</w:t>
-            </w:r>
-          </w:p>
-        </w:tc>
-        <w:tc>
-          <w:tcPr>
-            <w:tcW w:w="8158" w:type="dxa"/>
-          </w:tcPr>
-          <w:p/>
-        </w:tc>
-      </w:tr>
-      <w:tr>
-        <w:tc>
-          <w:tcPr>
-            <w:tcW w:w="675" w:type="dxa"/>
-          </w:tcPr>
-          <w:p>
-            <w:r>
-              <w:t>5</w:t>
+            <w:shd w:val="clear" w:color="auto" w:fill="00B050"/>
+          </w:tcPr>
+          <w:p/>
+        </w:tc>
+        <w:tc>
+          <w:tcPr>
+            <w:tcW w:w="8158" w:type="dxa"/>
+          </w:tcPr>
+          <w:p/>
+        </w:tc>
+      </w:tr>
+      <w:tr>
+        <w:tc>
+          <w:tcPr>
+            <w:tcW w:w="675" w:type="dxa"/>
+          </w:tcPr>
+          <w:p>
+            <w:r>
+              <w:t>6</w:t>
             </w:r>
           </w:p>
         </w:tc>
@@ -810,15 +989,7 @@
           <w:tcPr>
             <w:tcW w:w="8158" w:type="dxa"/>
           </w:tcPr>
-          <w:p>
-            <w:pPr>
-              <w:contextualSpacing/>
-              <w:jc w:val="both"/>
-              <w:rPr>
-                <w:rFonts w:asciiTheme="minorBidi" w:eastAsia="Times New Roman" w:hAnsiTheme="minorBidi" w:cs="Arial"/>
-              </w:rPr>
-            </w:pPr>
-          </w:p>
+          <w:p/>
         </w:tc>
       </w:tr>
       <w:tr>
@@ -842,15 +1013,7 @@
           <w:tcPr>
             <w:tcW w:w="8158" w:type="dxa"/>
           </w:tcPr>
-          <w:p>
-            <w:pPr>
-              <w:contextualSpacing/>
-              <w:jc w:val="both"/>
-              <w:rPr>
-                <w:rFonts w:asciiTheme="minorBidi" w:eastAsia="Times New Roman" w:hAnsiTheme="minorBidi" w:cs="Arial"/>
-              </w:rPr>
-            </w:pPr>
-          </w:p>
+          <w:p/>
         </w:tc>
       </w:tr>
       <w:tr>
@@ -874,15 +1037,7 @@
           <w:tcPr>
             <w:tcW w:w="8158" w:type="dxa"/>
           </w:tcPr>
-          <w:p>
-            <w:pPr>
-              <w:contextualSpacing/>
-              <w:jc w:val="both"/>
-              <w:rPr>
-                <w:rFonts w:asciiTheme="minorBidi" w:eastAsia="Times New Roman" w:hAnsiTheme="minorBidi" w:cs="Arial"/>
-              </w:rPr>
-            </w:pPr>
-          </w:p>
+          <w:p/>
         </w:tc>
       </w:tr>
       <w:tr>
@@ -906,49 +1061,38 @@
           <w:tcPr>
             <w:tcW w:w="8158" w:type="dxa"/>
           </w:tcPr>
-          <w:p>
-            <w:pPr>
-              <w:contextualSpacing/>
-              <w:jc w:val="both"/>
-              <w:rPr>
-                <w:rFonts w:asciiTheme="minorBidi" w:eastAsia="Times New Roman" w:hAnsiTheme="minorBidi" w:cs="Arial"/>
-              </w:rPr>
-            </w:pPr>
-          </w:p>
-        </w:tc>
-      </w:tr>
-      <w:tr>
-        <w:tc>
-          <w:tcPr>
-            <w:tcW w:w="675" w:type="dxa"/>
-          </w:tcPr>
-          <w:p/>
-        </w:tc>
-        <w:tc>
-          <w:tcPr>
-            <w:tcW w:w="985" w:type="dxa"/>
-          </w:tcPr>
-          <w:p>
-            <w:r>
-              <w:t>C</w:t>
-            </w:r>
-          </w:p>
-        </w:tc>
-        <w:tc>
-          <w:tcPr>
-            <w:tcW w:w="8158" w:type="dxa"/>
-          </w:tcPr>
-          <w:p/>
-        </w:tc>
-      </w:tr>
-      <w:tr>
-        <w:tc>
-          <w:tcPr>
-            <w:tcW w:w="675" w:type="dxa"/>
-          </w:tcPr>
-          <w:p>
-            <w:r>
-              <w:t>6</w:t>
+          <w:p/>
+        </w:tc>
+      </w:tr>
+      <w:tr>
+        <w:tc>
+          <w:tcPr>
+            <w:tcW w:w="675" w:type="dxa"/>
+          </w:tcPr>
+          <w:p/>
+        </w:tc>
+        <w:tc>
+          <w:tcPr>
+            <w:tcW w:w="985" w:type="dxa"/>
+            <w:shd w:val="clear" w:color="auto" w:fill="00B050"/>
+          </w:tcPr>
+          <w:p/>
+        </w:tc>
+        <w:tc>
+          <w:tcPr>
+            <w:tcW w:w="8158" w:type="dxa"/>
+          </w:tcPr>
+          <w:p/>
+        </w:tc>
+      </w:tr>
+      <w:tr>
+        <w:tc>
+          <w:tcPr>
+            <w:tcW w:w="675" w:type="dxa"/>
+          </w:tcPr>
+          <w:p>
+            <w:r>
+              <w:t>7</w:t>
             </w:r>
           </w:p>
         </w:tc>
@@ -1078,11 +1222,4911 @@
         <w:tc>
           <w:tcPr>
             <w:tcW w:w="985" w:type="dxa"/>
+            <w:shd w:val="clear" w:color="auto" w:fill="00B050"/>
+          </w:tcPr>
+          <w:p/>
+        </w:tc>
+        <w:tc>
+          <w:tcPr>
+            <w:tcW w:w="8158" w:type="dxa"/>
+          </w:tcPr>
+          <w:p/>
+        </w:tc>
+      </w:tr>
+      <w:tr>
+        <w:tc>
+          <w:tcPr>
+            <w:tcW w:w="675" w:type="dxa"/>
+          </w:tcPr>
+          <w:p>
+            <w:r>
+              <w:t>8</w:t>
+            </w:r>
+          </w:p>
+        </w:tc>
+        <w:tc>
+          <w:tcPr>
+            <w:tcW w:w="9143" w:type="dxa"/>
+            <w:gridSpan w:val="2"/>
+          </w:tcPr>
+          <w:p>
+            <w:pPr>
+              <w:tabs>
+                <w:tab w:val="left" w:pos="5387"/>
+              </w:tabs>
+              <w:spacing w:after="160" w:line="259" w:lineRule="auto"/>
+              <w:contextualSpacing/>
+              <w:rPr>
+                <w:rFonts w:ascii="Arial" w:eastAsia="Times New Roman" w:hAnsi="Arial" w:cs="Arial"/>
+                <w:lang w:val="en-ID"/>
+              </w:rPr>
+            </w:pPr>
+          </w:p>
+        </w:tc>
+      </w:tr>
+      <w:tr>
+        <w:tc>
+          <w:tcPr>
+            <w:tcW w:w="675" w:type="dxa"/>
+          </w:tcPr>
+          <w:p/>
+        </w:tc>
+        <w:tc>
+          <w:tcPr>
+            <w:tcW w:w="985" w:type="dxa"/>
           </w:tcPr>
           <w:p>
             <w:r>
               <w:t>A</w:t>
             </w:r>
+          </w:p>
+        </w:tc>
+        <w:tc>
+          <w:tcPr>
+            <w:tcW w:w="8158" w:type="dxa"/>
+          </w:tcPr>
+          <w:p/>
+        </w:tc>
+      </w:tr>
+      <w:tr>
+        <w:tc>
+          <w:tcPr>
+            <w:tcW w:w="675" w:type="dxa"/>
+          </w:tcPr>
+          <w:p/>
+        </w:tc>
+        <w:tc>
+          <w:tcPr>
+            <w:tcW w:w="985" w:type="dxa"/>
+          </w:tcPr>
+          <w:p>
+            <w:r>
+              <w:t>B</w:t>
+            </w:r>
+          </w:p>
+        </w:tc>
+        <w:tc>
+          <w:tcPr>
+            <w:tcW w:w="8158" w:type="dxa"/>
+          </w:tcPr>
+          <w:p/>
+        </w:tc>
+      </w:tr>
+      <w:tr>
+        <w:tc>
+          <w:tcPr>
+            <w:tcW w:w="675" w:type="dxa"/>
+          </w:tcPr>
+          <w:p/>
+        </w:tc>
+        <w:tc>
+          <w:tcPr>
+            <w:tcW w:w="985" w:type="dxa"/>
+          </w:tcPr>
+          <w:p>
+            <w:r>
+              <w:t>C</w:t>
+            </w:r>
+          </w:p>
+        </w:tc>
+        <w:tc>
+          <w:tcPr>
+            <w:tcW w:w="8158" w:type="dxa"/>
+          </w:tcPr>
+          <w:p/>
+        </w:tc>
+      </w:tr>
+      <w:tr>
+        <w:tc>
+          <w:tcPr>
+            <w:tcW w:w="675" w:type="dxa"/>
+          </w:tcPr>
+          <w:p/>
+        </w:tc>
+        <w:tc>
+          <w:tcPr>
+            <w:tcW w:w="985" w:type="dxa"/>
+          </w:tcPr>
+          <w:p>
+            <w:r>
+              <w:t>D</w:t>
+            </w:r>
+          </w:p>
+        </w:tc>
+        <w:tc>
+          <w:tcPr>
+            <w:tcW w:w="8158" w:type="dxa"/>
+          </w:tcPr>
+          <w:p/>
+        </w:tc>
+      </w:tr>
+      <w:tr>
+        <w:tc>
+          <w:tcPr>
+            <w:tcW w:w="675" w:type="dxa"/>
+          </w:tcPr>
+          <w:p/>
+        </w:tc>
+        <w:tc>
+          <w:tcPr>
+            <w:tcW w:w="985" w:type="dxa"/>
+            <w:shd w:val="clear" w:color="auto" w:fill="00B050"/>
+          </w:tcPr>
+          <w:p/>
+        </w:tc>
+        <w:tc>
+          <w:tcPr>
+            <w:tcW w:w="8158" w:type="dxa"/>
+          </w:tcPr>
+          <w:p/>
+        </w:tc>
+      </w:tr>
+      <w:tr>
+        <w:tc>
+          <w:tcPr>
+            <w:tcW w:w="675" w:type="dxa"/>
+          </w:tcPr>
+          <w:p>
+            <w:r>
+              <w:t>9</w:t>
+            </w:r>
+          </w:p>
+        </w:tc>
+        <w:tc>
+          <w:tcPr>
+            <w:tcW w:w="9143" w:type="dxa"/>
+            <w:gridSpan w:val="2"/>
+          </w:tcPr>
+          <w:p>
+            <w:pPr>
+              <w:tabs>
+                <w:tab w:val="left" w:pos="5387"/>
+              </w:tabs>
+              <w:spacing w:after="160" w:line="259" w:lineRule="auto"/>
+              <w:contextualSpacing/>
+              <w:rPr>
+                <w:rFonts w:ascii="Arial" w:eastAsia="Times New Roman" w:hAnsi="Arial" w:cs="Arial"/>
+                <w:lang w:val="en-ID"/>
+              </w:rPr>
+            </w:pPr>
+          </w:p>
+        </w:tc>
+      </w:tr>
+      <w:tr>
+        <w:tc>
+          <w:tcPr>
+            <w:tcW w:w="675" w:type="dxa"/>
+          </w:tcPr>
+          <w:p/>
+        </w:tc>
+        <w:tc>
+          <w:tcPr>
+            <w:tcW w:w="985" w:type="dxa"/>
+          </w:tcPr>
+          <w:p>
+            <w:r>
+              <w:t>A</w:t>
+            </w:r>
+          </w:p>
+        </w:tc>
+        <w:tc>
+          <w:tcPr>
+            <w:tcW w:w="8158" w:type="dxa"/>
+          </w:tcPr>
+          <w:p/>
+        </w:tc>
+      </w:tr>
+      <w:tr>
+        <w:tc>
+          <w:tcPr>
+            <w:tcW w:w="675" w:type="dxa"/>
+          </w:tcPr>
+          <w:p/>
+        </w:tc>
+        <w:tc>
+          <w:tcPr>
+            <w:tcW w:w="985" w:type="dxa"/>
+          </w:tcPr>
+          <w:p>
+            <w:r>
+              <w:t>B</w:t>
+            </w:r>
+          </w:p>
+        </w:tc>
+        <w:tc>
+          <w:tcPr>
+            <w:tcW w:w="8158" w:type="dxa"/>
+          </w:tcPr>
+          <w:p/>
+        </w:tc>
+      </w:tr>
+      <w:tr>
+        <w:tc>
+          <w:tcPr>
+            <w:tcW w:w="675" w:type="dxa"/>
+          </w:tcPr>
+          <w:p/>
+        </w:tc>
+        <w:tc>
+          <w:tcPr>
+            <w:tcW w:w="985" w:type="dxa"/>
+          </w:tcPr>
+          <w:p>
+            <w:r>
+              <w:t>C</w:t>
+            </w:r>
+          </w:p>
+        </w:tc>
+        <w:tc>
+          <w:tcPr>
+            <w:tcW w:w="8158" w:type="dxa"/>
+          </w:tcPr>
+          <w:p/>
+        </w:tc>
+      </w:tr>
+      <w:tr>
+        <w:tc>
+          <w:tcPr>
+            <w:tcW w:w="675" w:type="dxa"/>
+          </w:tcPr>
+          <w:p/>
+        </w:tc>
+        <w:tc>
+          <w:tcPr>
+            <w:tcW w:w="985" w:type="dxa"/>
+          </w:tcPr>
+          <w:p>
+            <w:r>
+              <w:t>D</w:t>
+            </w:r>
+          </w:p>
+        </w:tc>
+        <w:tc>
+          <w:tcPr>
+            <w:tcW w:w="8158" w:type="dxa"/>
+          </w:tcPr>
+          <w:p/>
+        </w:tc>
+      </w:tr>
+      <w:tr>
+        <w:tc>
+          <w:tcPr>
+            <w:tcW w:w="675" w:type="dxa"/>
+          </w:tcPr>
+          <w:p/>
+        </w:tc>
+        <w:tc>
+          <w:tcPr>
+            <w:tcW w:w="985" w:type="dxa"/>
+            <w:shd w:val="clear" w:color="auto" w:fill="00B050"/>
+          </w:tcPr>
+          <w:p/>
+        </w:tc>
+        <w:tc>
+          <w:tcPr>
+            <w:tcW w:w="8158" w:type="dxa"/>
+          </w:tcPr>
+          <w:p/>
+        </w:tc>
+      </w:tr>
+      <w:tr>
+        <w:tc>
+          <w:tcPr>
+            <w:tcW w:w="675" w:type="dxa"/>
+          </w:tcPr>
+          <w:p>
+            <w:r>
+              <w:t>10</w:t>
+            </w:r>
+          </w:p>
+        </w:tc>
+        <w:tc>
+          <w:tcPr>
+            <w:tcW w:w="9143" w:type="dxa"/>
+            <w:gridSpan w:val="2"/>
+          </w:tcPr>
+          <w:p>
+            <w:pPr>
+              <w:tabs>
+                <w:tab w:val="left" w:pos="5387"/>
+              </w:tabs>
+              <w:spacing w:after="160" w:line="259" w:lineRule="auto"/>
+              <w:contextualSpacing/>
+              <w:rPr>
+                <w:rFonts w:ascii="Arial" w:eastAsia="Times New Roman" w:hAnsi="Arial" w:cs="Arial"/>
+                <w:lang w:val="en-ID"/>
+              </w:rPr>
+            </w:pPr>
+          </w:p>
+        </w:tc>
+      </w:tr>
+      <w:tr>
+        <w:tc>
+          <w:tcPr>
+            <w:tcW w:w="675" w:type="dxa"/>
+          </w:tcPr>
+          <w:p/>
+        </w:tc>
+        <w:tc>
+          <w:tcPr>
+            <w:tcW w:w="985" w:type="dxa"/>
+          </w:tcPr>
+          <w:p>
+            <w:r>
+              <w:t>A</w:t>
+            </w:r>
+          </w:p>
+        </w:tc>
+        <w:tc>
+          <w:tcPr>
+            <w:tcW w:w="8158" w:type="dxa"/>
+          </w:tcPr>
+          <w:p/>
+        </w:tc>
+      </w:tr>
+      <w:tr>
+        <w:tc>
+          <w:tcPr>
+            <w:tcW w:w="675" w:type="dxa"/>
+          </w:tcPr>
+          <w:p/>
+        </w:tc>
+        <w:tc>
+          <w:tcPr>
+            <w:tcW w:w="985" w:type="dxa"/>
+          </w:tcPr>
+          <w:p>
+            <w:r>
+              <w:t>B</w:t>
+            </w:r>
+          </w:p>
+        </w:tc>
+        <w:tc>
+          <w:tcPr>
+            <w:tcW w:w="8158" w:type="dxa"/>
+          </w:tcPr>
+          <w:p/>
+        </w:tc>
+      </w:tr>
+      <w:tr>
+        <w:tc>
+          <w:tcPr>
+            <w:tcW w:w="675" w:type="dxa"/>
+          </w:tcPr>
+          <w:p/>
+        </w:tc>
+        <w:tc>
+          <w:tcPr>
+            <w:tcW w:w="985" w:type="dxa"/>
+          </w:tcPr>
+          <w:p>
+            <w:r>
+              <w:t>C</w:t>
+            </w:r>
+          </w:p>
+        </w:tc>
+        <w:tc>
+          <w:tcPr>
+            <w:tcW w:w="8158" w:type="dxa"/>
+          </w:tcPr>
+          <w:p/>
+        </w:tc>
+      </w:tr>
+      <w:tr>
+        <w:tc>
+          <w:tcPr>
+            <w:tcW w:w="675" w:type="dxa"/>
+          </w:tcPr>
+          <w:p/>
+        </w:tc>
+        <w:tc>
+          <w:tcPr>
+            <w:tcW w:w="985" w:type="dxa"/>
+          </w:tcPr>
+          <w:p>
+            <w:r>
+              <w:t>D</w:t>
+            </w:r>
+          </w:p>
+        </w:tc>
+        <w:tc>
+          <w:tcPr>
+            <w:tcW w:w="8158" w:type="dxa"/>
+          </w:tcPr>
+          <w:p/>
+        </w:tc>
+      </w:tr>
+      <w:tr>
+        <w:tc>
+          <w:tcPr>
+            <w:tcW w:w="675" w:type="dxa"/>
+          </w:tcPr>
+          <w:p/>
+        </w:tc>
+        <w:tc>
+          <w:tcPr>
+            <w:tcW w:w="985" w:type="dxa"/>
+            <w:shd w:val="clear" w:color="auto" w:fill="00B050"/>
+          </w:tcPr>
+          <w:p/>
+        </w:tc>
+        <w:tc>
+          <w:tcPr>
+            <w:tcW w:w="8158" w:type="dxa"/>
+          </w:tcPr>
+          <w:p/>
+        </w:tc>
+      </w:tr>
+      <w:tr>
+        <w:tc>
+          <w:tcPr>
+            <w:tcW w:w="675" w:type="dxa"/>
+          </w:tcPr>
+          <w:p>
+            <w:r>
+              <w:t>11</w:t>
+            </w:r>
+          </w:p>
+        </w:tc>
+        <w:tc>
+          <w:tcPr>
+            <w:tcW w:w="9143" w:type="dxa"/>
+            <w:gridSpan w:val="2"/>
+          </w:tcPr>
+          <w:p>
+            <w:pPr>
+              <w:tabs>
+                <w:tab w:val="left" w:pos="5387"/>
+              </w:tabs>
+              <w:spacing w:after="160" w:line="259" w:lineRule="auto"/>
+              <w:contextualSpacing/>
+              <w:rPr>
+                <w:rFonts w:ascii="Arial" w:eastAsia="Times New Roman" w:hAnsi="Arial" w:cs="Arial"/>
+                <w:lang w:val="en-ID"/>
+              </w:rPr>
+            </w:pPr>
+          </w:p>
+        </w:tc>
+      </w:tr>
+      <w:tr>
+        <w:tc>
+          <w:tcPr>
+            <w:tcW w:w="675" w:type="dxa"/>
+          </w:tcPr>
+          <w:p/>
+        </w:tc>
+        <w:tc>
+          <w:tcPr>
+            <w:tcW w:w="985" w:type="dxa"/>
+          </w:tcPr>
+          <w:p>
+            <w:r>
+              <w:t>A</w:t>
+            </w:r>
+          </w:p>
+        </w:tc>
+        <w:tc>
+          <w:tcPr>
+            <w:tcW w:w="8158" w:type="dxa"/>
+          </w:tcPr>
+          <w:p/>
+        </w:tc>
+      </w:tr>
+      <w:tr>
+        <w:tc>
+          <w:tcPr>
+            <w:tcW w:w="675" w:type="dxa"/>
+          </w:tcPr>
+          <w:p/>
+        </w:tc>
+        <w:tc>
+          <w:tcPr>
+            <w:tcW w:w="985" w:type="dxa"/>
+          </w:tcPr>
+          <w:p>
+            <w:r>
+              <w:t>B</w:t>
+            </w:r>
+          </w:p>
+        </w:tc>
+        <w:tc>
+          <w:tcPr>
+            <w:tcW w:w="8158" w:type="dxa"/>
+          </w:tcPr>
+          <w:p/>
+        </w:tc>
+      </w:tr>
+      <w:tr>
+        <w:tc>
+          <w:tcPr>
+            <w:tcW w:w="675" w:type="dxa"/>
+          </w:tcPr>
+          <w:p/>
+        </w:tc>
+        <w:tc>
+          <w:tcPr>
+            <w:tcW w:w="985" w:type="dxa"/>
+          </w:tcPr>
+          <w:p>
+            <w:r>
+              <w:t>C</w:t>
+            </w:r>
+          </w:p>
+        </w:tc>
+        <w:tc>
+          <w:tcPr>
+            <w:tcW w:w="8158" w:type="dxa"/>
+          </w:tcPr>
+          <w:p/>
+        </w:tc>
+      </w:tr>
+      <w:tr>
+        <w:tc>
+          <w:tcPr>
+            <w:tcW w:w="675" w:type="dxa"/>
+          </w:tcPr>
+          <w:p/>
+        </w:tc>
+        <w:tc>
+          <w:tcPr>
+            <w:tcW w:w="985" w:type="dxa"/>
+          </w:tcPr>
+          <w:p>
+            <w:r>
+              <w:t>D</w:t>
+            </w:r>
+          </w:p>
+        </w:tc>
+        <w:tc>
+          <w:tcPr>
+            <w:tcW w:w="8158" w:type="dxa"/>
+          </w:tcPr>
+          <w:p/>
+        </w:tc>
+      </w:tr>
+      <w:tr>
+        <w:tc>
+          <w:tcPr>
+            <w:tcW w:w="675" w:type="dxa"/>
+          </w:tcPr>
+          <w:p/>
+        </w:tc>
+        <w:tc>
+          <w:tcPr>
+            <w:tcW w:w="985" w:type="dxa"/>
+            <w:shd w:val="clear" w:color="auto" w:fill="00B050"/>
+          </w:tcPr>
+          <w:p/>
+        </w:tc>
+        <w:tc>
+          <w:tcPr>
+            <w:tcW w:w="8158" w:type="dxa"/>
+          </w:tcPr>
+          <w:p/>
+        </w:tc>
+      </w:tr>
+      <w:tr>
+        <w:tc>
+          <w:tcPr>
+            <w:tcW w:w="675" w:type="dxa"/>
+          </w:tcPr>
+          <w:p>
+            <w:r>
+              <w:t>12</w:t>
+            </w:r>
+          </w:p>
+        </w:tc>
+        <w:tc>
+          <w:tcPr>
+            <w:tcW w:w="9143" w:type="dxa"/>
+            <w:gridSpan w:val="2"/>
+          </w:tcPr>
+          <w:p>
+            <w:pPr>
+              <w:tabs>
+                <w:tab w:val="left" w:pos="5387"/>
+              </w:tabs>
+              <w:spacing w:after="160" w:line="259" w:lineRule="auto"/>
+              <w:contextualSpacing/>
+              <w:rPr>
+                <w:rFonts w:ascii="Arial" w:eastAsia="Times New Roman" w:hAnsi="Arial" w:cs="Arial"/>
+                <w:lang w:val="en-ID"/>
+              </w:rPr>
+            </w:pPr>
+          </w:p>
+        </w:tc>
+      </w:tr>
+      <w:tr>
+        <w:tc>
+          <w:tcPr>
+            <w:tcW w:w="675" w:type="dxa"/>
+          </w:tcPr>
+          <w:p/>
+        </w:tc>
+        <w:tc>
+          <w:tcPr>
+            <w:tcW w:w="985" w:type="dxa"/>
+          </w:tcPr>
+          <w:p>
+            <w:r>
+              <w:t>A</w:t>
+            </w:r>
+          </w:p>
+        </w:tc>
+        <w:tc>
+          <w:tcPr>
+            <w:tcW w:w="8158" w:type="dxa"/>
+          </w:tcPr>
+          <w:p/>
+        </w:tc>
+      </w:tr>
+      <w:tr>
+        <w:tc>
+          <w:tcPr>
+            <w:tcW w:w="675" w:type="dxa"/>
+          </w:tcPr>
+          <w:p/>
+        </w:tc>
+        <w:tc>
+          <w:tcPr>
+            <w:tcW w:w="985" w:type="dxa"/>
+          </w:tcPr>
+          <w:p>
+            <w:r>
+              <w:t>B</w:t>
+            </w:r>
+          </w:p>
+        </w:tc>
+        <w:tc>
+          <w:tcPr>
+            <w:tcW w:w="8158" w:type="dxa"/>
+          </w:tcPr>
+          <w:p/>
+        </w:tc>
+      </w:tr>
+      <w:tr>
+        <w:tc>
+          <w:tcPr>
+            <w:tcW w:w="675" w:type="dxa"/>
+          </w:tcPr>
+          <w:p/>
+        </w:tc>
+        <w:tc>
+          <w:tcPr>
+            <w:tcW w:w="985" w:type="dxa"/>
+          </w:tcPr>
+          <w:p>
+            <w:r>
+              <w:t>C</w:t>
+            </w:r>
+          </w:p>
+        </w:tc>
+        <w:tc>
+          <w:tcPr>
+            <w:tcW w:w="8158" w:type="dxa"/>
+          </w:tcPr>
+          <w:p/>
+        </w:tc>
+      </w:tr>
+      <w:tr>
+        <w:tc>
+          <w:tcPr>
+            <w:tcW w:w="675" w:type="dxa"/>
+          </w:tcPr>
+          <w:p/>
+        </w:tc>
+        <w:tc>
+          <w:tcPr>
+            <w:tcW w:w="985" w:type="dxa"/>
+          </w:tcPr>
+          <w:p>
+            <w:r>
+              <w:t>D</w:t>
+            </w:r>
+          </w:p>
+        </w:tc>
+        <w:tc>
+          <w:tcPr>
+            <w:tcW w:w="8158" w:type="dxa"/>
+          </w:tcPr>
+          <w:p/>
+        </w:tc>
+      </w:tr>
+      <w:tr>
+        <w:tc>
+          <w:tcPr>
+            <w:tcW w:w="675" w:type="dxa"/>
+          </w:tcPr>
+          <w:p/>
+        </w:tc>
+        <w:tc>
+          <w:tcPr>
+            <w:tcW w:w="985" w:type="dxa"/>
+            <w:shd w:val="clear" w:color="auto" w:fill="00B050"/>
+          </w:tcPr>
+          <w:p/>
+        </w:tc>
+        <w:tc>
+          <w:tcPr>
+            <w:tcW w:w="8158" w:type="dxa"/>
+          </w:tcPr>
+          <w:p/>
+        </w:tc>
+      </w:tr>
+      <w:tr>
+        <w:tc>
+          <w:tcPr>
+            <w:tcW w:w="675" w:type="dxa"/>
+          </w:tcPr>
+          <w:p>
+            <w:r>
+              <w:t>13</w:t>
+            </w:r>
+          </w:p>
+        </w:tc>
+        <w:tc>
+          <w:tcPr>
+            <w:tcW w:w="9143" w:type="dxa"/>
+            <w:gridSpan w:val="2"/>
+          </w:tcPr>
+          <w:p>
+            <w:pPr>
+              <w:tabs>
+                <w:tab w:val="left" w:pos="5387"/>
+              </w:tabs>
+              <w:spacing w:after="160" w:line="259" w:lineRule="auto"/>
+              <w:contextualSpacing/>
+              <w:rPr>
+                <w:rFonts w:ascii="Arial" w:eastAsia="Times New Roman" w:hAnsi="Arial" w:cs="Arial"/>
+                <w:lang w:val="en-ID"/>
+              </w:rPr>
+            </w:pPr>
+          </w:p>
+        </w:tc>
+      </w:tr>
+      <w:tr>
+        <w:tc>
+          <w:tcPr>
+            <w:tcW w:w="675" w:type="dxa"/>
+          </w:tcPr>
+          <w:p/>
+        </w:tc>
+        <w:tc>
+          <w:tcPr>
+            <w:tcW w:w="985" w:type="dxa"/>
+          </w:tcPr>
+          <w:p>
+            <w:r>
+              <w:t>A</w:t>
+            </w:r>
+          </w:p>
+        </w:tc>
+        <w:tc>
+          <w:tcPr>
+            <w:tcW w:w="8158" w:type="dxa"/>
+          </w:tcPr>
+          <w:p/>
+        </w:tc>
+      </w:tr>
+      <w:tr>
+        <w:tc>
+          <w:tcPr>
+            <w:tcW w:w="675" w:type="dxa"/>
+          </w:tcPr>
+          <w:p/>
+        </w:tc>
+        <w:tc>
+          <w:tcPr>
+            <w:tcW w:w="985" w:type="dxa"/>
+          </w:tcPr>
+          <w:p>
+            <w:r>
+              <w:t>B</w:t>
+            </w:r>
+          </w:p>
+        </w:tc>
+        <w:tc>
+          <w:tcPr>
+            <w:tcW w:w="8158" w:type="dxa"/>
+          </w:tcPr>
+          <w:p/>
+        </w:tc>
+      </w:tr>
+      <w:tr>
+        <w:tc>
+          <w:tcPr>
+            <w:tcW w:w="675" w:type="dxa"/>
+          </w:tcPr>
+          <w:p/>
+        </w:tc>
+        <w:tc>
+          <w:tcPr>
+            <w:tcW w:w="985" w:type="dxa"/>
+          </w:tcPr>
+          <w:p>
+            <w:r>
+              <w:t>C</w:t>
+            </w:r>
+          </w:p>
+        </w:tc>
+        <w:tc>
+          <w:tcPr>
+            <w:tcW w:w="8158" w:type="dxa"/>
+          </w:tcPr>
+          <w:p/>
+        </w:tc>
+      </w:tr>
+      <w:tr>
+        <w:tc>
+          <w:tcPr>
+            <w:tcW w:w="675" w:type="dxa"/>
+          </w:tcPr>
+          <w:p/>
+        </w:tc>
+        <w:tc>
+          <w:tcPr>
+            <w:tcW w:w="985" w:type="dxa"/>
+          </w:tcPr>
+          <w:p>
+            <w:r>
+              <w:t>D</w:t>
+            </w:r>
+          </w:p>
+        </w:tc>
+        <w:tc>
+          <w:tcPr>
+            <w:tcW w:w="8158" w:type="dxa"/>
+          </w:tcPr>
+          <w:p/>
+        </w:tc>
+      </w:tr>
+      <w:tr>
+        <w:tc>
+          <w:tcPr>
+            <w:tcW w:w="675" w:type="dxa"/>
+          </w:tcPr>
+          <w:p/>
+        </w:tc>
+        <w:tc>
+          <w:tcPr>
+            <w:tcW w:w="985" w:type="dxa"/>
+            <w:shd w:val="clear" w:color="auto" w:fill="00B050"/>
+          </w:tcPr>
+          <w:p/>
+        </w:tc>
+        <w:tc>
+          <w:tcPr>
+            <w:tcW w:w="8158" w:type="dxa"/>
+          </w:tcPr>
+          <w:p/>
+        </w:tc>
+      </w:tr>
+      <w:tr>
+        <w:tc>
+          <w:tcPr>
+            <w:tcW w:w="675" w:type="dxa"/>
+          </w:tcPr>
+          <w:p>
+            <w:r>
+              <w:t>14</w:t>
+            </w:r>
+          </w:p>
+        </w:tc>
+        <w:tc>
+          <w:tcPr>
+            <w:tcW w:w="9143" w:type="dxa"/>
+            <w:gridSpan w:val="2"/>
+          </w:tcPr>
+          <w:p>
+            <w:pPr>
+              <w:tabs>
+                <w:tab w:val="left" w:pos="5387"/>
+              </w:tabs>
+              <w:spacing w:after="160" w:line="259" w:lineRule="auto"/>
+              <w:contextualSpacing/>
+              <w:rPr>
+                <w:rFonts w:ascii="Arial" w:eastAsia="Times New Roman" w:hAnsi="Arial" w:cs="Arial"/>
+              </w:rPr>
+            </w:pPr>
+          </w:p>
+        </w:tc>
+      </w:tr>
+      <w:tr>
+        <w:tc>
+          <w:tcPr>
+            <w:tcW w:w="675" w:type="dxa"/>
+          </w:tcPr>
+          <w:p/>
+        </w:tc>
+        <w:tc>
+          <w:tcPr>
+            <w:tcW w:w="985" w:type="dxa"/>
+          </w:tcPr>
+          <w:p>
+            <w:r>
+              <w:t>A</w:t>
+            </w:r>
+          </w:p>
+        </w:tc>
+        <w:tc>
+          <w:tcPr>
+            <w:tcW w:w="8158" w:type="dxa"/>
+          </w:tcPr>
+          <w:p/>
+        </w:tc>
+      </w:tr>
+      <w:tr>
+        <w:tc>
+          <w:tcPr>
+            <w:tcW w:w="675" w:type="dxa"/>
+          </w:tcPr>
+          <w:p/>
+        </w:tc>
+        <w:tc>
+          <w:tcPr>
+            <w:tcW w:w="985" w:type="dxa"/>
+          </w:tcPr>
+          <w:p>
+            <w:r>
+              <w:t>B</w:t>
+            </w:r>
+          </w:p>
+        </w:tc>
+        <w:tc>
+          <w:tcPr>
+            <w:tcW w:w="8158" w:type="dxa"/>
+          </w:tcPr>
+          <w:p/>
+        </w:tc>
+      </w:tr>
+      <w:tr>
+        <w:tc>
+          <w:tcPr>
+            <w:tcW w:w="675" w:type="dxa"/>
+          </w:tcPr>
+          <w:p/>
+        </w:tc>
+        <w:tc>
+          <w:tcPr>
+            <w:tcW w:w="985" w:type="dxa"/>
+          </w:tcPr>
+          <w:p>
+            <w:r>
+              <w:t>C</w:t>
+            </w:r>
+          </w:p>
+        </w:tc>
+        <w:tc>
+          <w:tcPr>
+            <w:tcW w:w="8158" w:type="dxa"/>
+          </w:tcPr>
+          <w:p/>
+        </w:tc>
+      </w:tr>
+      <w:tr>
+        <w:tc>
+          <w:tcPr>
+            <w:tcW w:w="675" w:type="dxa"/>
+          </w:tcPr>
+          <w:p/>
+        </w:tc>
+        <w:tc>
+          <w:tcPr>
+            <w:tcW w:w="985" w:type="dxa"/>
+          </w:tcPr>
+          <w:p>
+            <w:r>
+              <w:t>D</w:t>
+            </w:r>
+          </w:p>
+        </w:tc>
+        <w:tc>
+          <w:tcPr>
+            <w:tcW w:w="8158" w:type="dxa"/>
+          </w:tcPr>
+          <w:p/>
+        </w:tc>
+      </w:tr>
+      <w:tr>
+        <w:tc>
+          <w:tcPr>
+            <w:tcW w:w="675" w:type="dxa"/>
+          </w:tcPr>
+          <w:p/>
+        </w:tc>
+        <w:tc>
+          <w:tcPr>
+            <w:tcW w:w="985" w:type="dxa"/>
+            <w:shd w:val="clear" w:color="auto" w:fill="00B050"/>
+          </w:tcPr>
+          <w:p/>
+        </w:tc>
+        <w:tc>
+          <w:tcPr>
+            <w:tcW w:w="8158" w:type="dxa"/>
+          </w:tcPr>
+          <w:p/>
+        </w:tc>
+      </w:tr>
+      <w:tr>
+        <w:tc>
+          <w:tcPr>
+            <w:tcW w:w="675" w:type="dxa"/>
+          </w:tcPr>
+          <w:p>
+            <w:r>
+              <w:t>15</w:t>
+            </w:r>
+          </w:p>
+        </w:tc>
+        <w:tc>
+          <w:tcPr>
+            <w:tcW w:w="9143" w:type="dxa"/>
+            <w:gridSpan w:val="2"/>
+          </w:tcPr>
+          <w:p>
+            <w:pPr>
+              <w:tabs>
+                <w:tab w:val="left" w:pos="5387"/>
+              </w:tabs>
+              <w:spacing w:after="160" w:line="259" w:lineRule="auto"/>
+              <w:contextualSpacing/>
+              <w:rPr>
+                <w:rFonts w:ascii="Arial" w:eastAsia="Times New Roman" w:hAnsi="Arial" w:cs="Arial"/>
+                <w:lang w:val="en-ID"/>
+              </w:rPr>
+            </w:pPr>
+          </w:p>
+        </w:tc>
+      </w:tr>
+      <w:tr>
+        <w:tc>
+          <w:tcPr>
+            <w:tcW w:w="675" w:type="dxa"/>
+          </w:tcPr>
+          <w:p/>
+        </w:tc>
+        <w:tc>
+          <w:tcPr>
+            <w:tcW w:w="985" w:type="dxa"/>
+          </w:tcPr>
+          <w:p>
+            <w:r>
+              <w:t>A</w:t>
+            </w:r>
+          </w:p>
+        </w:tc>
+        <w:tc>
+          <w:tcPr>
+            <w:tcW w:w="8158" w:type="dxa"/>
+          </w:tcPr>
+          <w:p>
+            <w:pPr>
+              <w:rPr>
+                <w:rtl/>
+              </w:rPr>
+            </w:pPr>
+          </w:p>
+        </w:tc>
+      </w:tr>
+      <w:tr>
+        <w:tc>
+          <w:tcPr>
+            <w:tcW w:w="675" w:type="dxa"/>
+          </w:tcPr>
+          <w:p/>
+        </w:tc>
+        <w:tc>
+          <w:tcPr>
+            <w:tcW w:w="985" w:type="dxa"/>
+          </w:tcPr>
+          <w:p>
+            <w:r>
+              <w:t>B</w:t>
+            </w:r>
+          </w:p>
+        </w:tc>
+        <w:tc>
+          <w:tcPr>
+            <w:tcW w:w="8158" w:type="dxa"/>
+          </w:tcPr>
+          <w:p/>
+        </w:tc>
+      </w:tr>
+      <w:tr>
+        <w:tc>
+          <w:tcPr>
+            <w:tcW w:w="675" w:type="dxa"/>
+          </w:tcPr>
+          <w:p/>
+        </w:tc>
+        <w:tc>
+          <w:tcPr>
+            <w:tcW w:w="985" w:type="dxa"/>
+          </w:tcPr>
+          <w:p>
+            <w:r>
+              <w:t>C</w:t>
+            </w:r>
+          </w:p>
+        </w:tc>
+        <w:tc>
+          <w:tcPr>
+            <w:tcW w:w="8158" w:type="dxa"/>
+          </w:tcPr>
+          <w:p/>
+        </w:tc>
+      </w:tr>
+      <w:tr>
+        <w:tc>
+          <w:tcPr>
+            <w:tcW w:w="675" w:type="dxa"/>
+          </w:tcPr>
+          <w:p/>
+        </w:tc>
+        <w:tc>
+          <w:tcPr>
+            <w:tcW w:w="985" w:type="dxa"/>
+          </w:tcPr>
+          <w:p>
+            <w:r>
+              <w:t>D</w:t>
+            </w:r>
+          </w:p>
+        </w:tc>
+        <w:tc>
+          <w:tcPr>
+            <w:tcW w:w="8158" w:type="dxa"/>
+          </w:tcPr>
+          <w:p/>
+        </w:tc>
+      </w:tr>
+      <w:tr>
+        <w:tc>
+          <w:tcPr>
+            <w:tcW w:w="675" w:type="dxa"/>
+          </w:tcPr>
+          <w:p/>
+        </w:tc>
+        <w:tc>
+          <w:tcPr>
+            <w:tcW w:w="985" w:type="dxa"/>
+            <w:shd w:val="clear" w:color="auto" w:fill="00B050"/>
+          </w:tcPr>
+          <w:p/>
+        </w:tc>
+        <w:tc>
+          <w:tcPr>
+            <w:tcW w:w="8158" w:type="dxa"/>
+          </w:tcPr>
+          <w:p/>
+        </w:tc>
+      </w:tr>
+      <w:tr>
+        <w:tc>
+          <w:tcPr>
+            <w:tcW w:w="675" w:type="dxa"/>
+          </w:tcPr>
+          <w:p>
+            <w:r>
+              <w:t>16</w:t>
+            </w:r>
+          </w:p>
+        </w:tc>
+        <w:tc>
+          <w:tcPr>
+            <w:tcW w:w="9143" w:type="dxa"/>
+            <w:gridSpan w:val="2"/>
+          </w:tcPr>
+          <w:p>
+            <w:pPr>
+              <w:tabs>
+                <w:tab w:val="left" w:pos="5387"/>
+              </w:tabs>
+              <w:spacing w:after="160" w:line="259" w:lineRule="auto"/>
+              <w:contextualSpacing/>
+              <w:rPr>
+                <w:rFonts w:ascii="Arial" w:eastAsia="Times New Roman" w:hAnsi="Arial" w:cs="LPMQ Isep Misbah"/>
+                <w:szCs w:val="36"/>
+              </w:rPr>
+            </w:pPr>
+          </w:p>
+        </w:tc>
+      </w:tr>
+      <w:tr>
+        <w:tc>
+          <w:tcPr>
+            <w:tcW w:w="675" w:type="dxa"/>
+          </w:tcPr>
+          <w:p/>
+        </w:tc>
+        <w:tc>
+          <w:tcPr>
+            <w:tcW w:w="985" w:type="dxa"/>
+          </w:tcPr>
+          <w:p>
+            <w:r>
+              <w:t>A</w:t>
+            </w:r>
+          </w:p>
+        </w:tc>
+        <w:tc>
+          <w:tcPr>
+            <w:tcW w:w="8158" w:type="dxa"/>
+          </w:tcPr>
+          <w:p/>
+        </w:tc>
+      </w:tr>
+      <w:tr>
+        <w:tc>
+          <w:tcPr>
+            <w:tcW w:w="675" w:type="dxa"/>
+          </w:tcPr>
+          <w:p/>
+        </w:tc>
+        <w:tc>
+          <w:tcPr>
+            <w:tcW w:w="985" w:type="dxa"/>
+          </w:tcPr>
+          <w:p>
+            <w:r>
+              <w:t>B</w:t>
+            </w:r>
+          </w:p>
+        </w:tc>
+        <w:tc>
+          <w:tcPr>
+            <w:tcW w:w="8158" w:type="dxa"/>
+          </w:tcPr>
+          <w:p/>
+        </w:tc>
+      </w:tr>
+      <w:tr>
+        <w:tc>
+          <w:tcPr>
+            <w:tcW w:w="675" w:type="dxa"/>
+          </w:tcPr>
+          <w:p/>
+        </w:tc>
+        <w:tc>
+          <w:tcPr>
+            <w:tcW w:w="985" w:type="dxa"/>
+          </w:tcPr>
+          <w:p>
+            <w:r>
+              <w:t>C</w:t>
+            </w:r>
+          </w:p>
+        </w:tc>
+        <w:tc>
+          <w:tcPr>
+            <w:tcW w:w="8158" w:type="dxa"/>
+          </w:tcPr>
+          <w:p/>
+        </w:tc>
+      </w:tr>
+      <w:tr>
+        <w:tc>
+          <w:tcPr>
+            <w:tcW w:w="675" w:type="dxa"/>
+          </w:tcPr>
+          <w:p/>
+        </w:tc>
+        <w:tc>
+          <w:tcPr>
+            <w:tcW w:w="985" w:type="dxa"/>
+          </w:tcPr>
+          <w:p>
+            <w:r>
+              <w:t>D</w:t>
+            </w:r>
+          </w:p>
+        </w:tc>
+        <w:tc>
+          <w:tcPr>
+            <w:tcW w:w="8158" w:type="dxa"/>
+          </w:tcPr>
+          <w:p/>
+        </w:tc>
+      </w:tr>
+      <w:tr>
+        <w:tc>
+          <w:tcPr>
+            <w:tcW w:w="675" w:type="dxa"/>
+          </w:tcPr>
+          <w:p/>
+        </w:tc>
+        <w:tc>
+          <w:tcPr>
+            <w:tcW w:w="985" w:type="dxa"/>
+            <w:shd w:val="clear" w:color="auto" w:fill="00B050"/>
+          </w:tcPr>
+          <w:p/>
+        </w:tc>
+        <w:tc>
+          <w:tcPr>
+            <w:tcW w:w="8158" w:type="dxa"/>
+          </w:tcPr>
+          <w:p/>
+        </w:tc>
+      </w:tr>
+      <w:tr>
+        <w:tc>
+          <w:tcPr>
+            <w:tcW w:w="675" w:type="dxa"/>
+          </w:tcPr>
+          <w:p>
+            <w:r>
+              <w:t>17</w:t>
+            </w:r>
+          </w:p>
+        </w:tc>
+        <w:tc>
+          <w:tcPr>
+            <w:tcW w:w="9143" w:type="dxa"/>
+            <w:gridSpan w:val="2"/>
+          </w:tcPr>
+          <w:p>
+            <w:pPr>
+              <w:tabs>
+                <w:tab w:val="left" w:pos="5387"/>
+              </w:tabs>
+              <w:spacing w:after="160" w:line="259" w:lineRule="auto"/>
+              <w:contextualSpacing/>
+              <w:rPr>
+                <w:rFonts w:ascii="Arial" w:eastAsia="Times New Roman" w:hAnsi="Arial" w:cs="Arial"/>
+                <w:lang w:val="en-ID"/>
+              </w:rPr>
+            </w:pPr>
+          </w:p>
+        </w:tc>
+      </w:tr>
+      <w:tr>
+        <w:tc>
+          <w:tcPr>
+            <w:tcW w:w="675" w:type="dxa"/>
+          </w:tcPr>
+          <w:p/>
+        </w:tc>
+        <w:tc>
+          <w:tcPr>
+            <w:tcW w:w="985" w:type="dxa"/>
+          </w:tcPr>
+          <w:p>
+            <w:r>
+              <w:t>A</w:t>
+            </w:r>
+          </w:p>
+        </w:tc>
+        <w:tc>
+          <w:tcPr>
+            <w:tcW w:w="8158" w:type="dxa"/>
+          </w:tcPr>
+          <w:p/>
+        </w:tc>
+      </w:tr>
+      <w:tr>
+        <w:tc>
+          <w:tcPr>
+            <w:tcW w:w="675" w:type="dxa"/>
+          </w:tcPr>
+          <w:p/>
+        </w:tc>
+        <w:tc>
+          <w:tcPr>
+            <w:tcW w:w="985" w:type="dxa"/>
+          </w:tcPr>
+          <w:p>
+            <w:r>
+              <w:t>B</w:t>
+            </w:r>
+          </w:p>
+        </w:tc>
+        <w:tc>
+          <w:tcPr>
+            <w:tcW w:w="8158" w:type="dxa"/>
+          </w:tcPr>
+          <w:p/>
+        </w:tc>
+      </w:tr>
+      <w:tr>
+        <w:tc>
+          <w:tcPr>
+            <w:tcW w:w="675" w:type="dxa"/>
+          </w:tcPr>
+          <w:p/>
+        </w:tc>
+        <w:tc>
+          <w:tcPr>
+            <w:tcW w:w="985" w:type="dxa"/>
+          </w:tcPr>
+          <w:p>
+            <w:r>
+              <w:t>C</w:t>
+            </w:r>
+          </w:p>
+        </w:tc>
+        <w:tc>
+          <w:tcPr>
+            <w:tcW w:w="8158" w:type="dxa"/>
+          </w:tcPr>
+          <w:p/>
+        </w:tc>
+      </w:tr>
+      <w:tr>
+        <w:tc>
+          <w:tcPr>
+            <w:tcW w:w="675" w:type="dxa"/>
+          </w:tcPr>
+          <w:p/>
+        </w:tc>
+        <w:tc>
+          <w:tcPr>
+            <w:tcW w:w="985" w:type="dxa"/>
+          </w:tcPr>
+          <w:p>
+            <w:r>
+              <w:t>D</w:t>
+            </w:r>
+          </w:p>
+        </w:tc>
+        <w:tc>
+          <w:tcPr>
+            <w:tcW w:w="8158" w:type="dxa"/>
+          </w:tcPr>
+          <w:p/>
+        </w:tc>
+      </w:tr>
+      <w:tr>
+        <w:tc>
+          <w:tcPr>
+            <w:tcW w:w="675" w:type="dxa"/>
+          </w:tcPr>
+          <w:p/>
+        </w:tc>
+        <w:tc>
+          <w:tcPr>
+            <w:tcW w:w="985" w:type="dxa"/>
+            <w:shd w:val="clear" w:color="auto" w:fill="00B050"/>
+          </w:tcPr>
+          <w:p/>
+        </w:tc>
+        <w:tc>
+          <w:tcPr>
+            <w:tcW w:w="8158" w:type="dxa"/>
+          </w:tcPr>
+          <w:p/>
+        </w:tc>
+      </w:tr>
+      <w:tr>
+        <w:tc>
+          <w:tcPr>
+            <w:tcW w:w="675" w:type="dxa"/>
+          </w:tcPr>
+          <w:p>
+            <w:r>
+              <w:t>18</w:t>
+            </w:r>
+          </w:p>
+        </w:tc>
+        <w:tc>
+          <w:tcPr>
+            <w:tcW w:w="9143" w:type="dxa"/>
+            <w:gridSpan w:val="2"/>
+          </w:tcPr>
+          <w:p>
+            <w:pPr>
+              <w:tabs>
+                <w:tab w:val="left" w:pos="5387"/>
+              </w:tabs>
+              <w:spacing w:after="160" w:line="259" w:lineRule="auto"/>
+              <w:contextualSpacing/>
+              <w:rPr>
+                <w:rFonts w:ascii="Arial" w:eastAsia="Times New Roman" w:hAnsi="Arial" w:cs="Arial"/>
+                <w:lang w:val="en-ID"/>
+              </w:rPr>
+            </w:pPr>
+          </w:p>
+        </w:tc>
+      </w:tr>
+      <w:tr>
+        <w:tc>
+          <w:tcPr>
+            <w:tcW w:w="675" w:type="dxa"/>
+          </w:tcPr>
+          <w:p/>
+        </w:tc>
+        <w:tc>
+          <w:tcPr>
+            <w:tcW w:w="985" w:type="dxa"/>
+          </w:tcPr>
+          <w:p>
+            <w:r>
+              <w:t>A</w:t>
+            </w:r>
+          </w:p>
+        </w:tc>
+        <w:tc>
+          <w:tcPr>
+            <w:tcW w:w="8158" w:type="dxa"/>
+          </w:tcPr>
+          <w:p/>
+        </w:tc>
+      </w:tr>
+      <w:tr>
+        <w:tc>
+          <w:tcPr>
+            <w:tcW w:w="675" w:type="dxa"/>
+          </w:tcPr>
+          <w:p/>
+        </w:tc>
+        <w:tc>
+          <w:tcPr>
+            <w:tcW w:w="985" w:type="dxa"/>
+          </w:tcPr>
+          <w:p>
+            <w:r>
+              <w:t>B</w:t>
+            </w:r>
+          </w:p>
+        </w:tc>
+        <w:tc>
+          <w:tcPr>
+            <w:tcW w:w="8158" w:type="dxa"/>
+          </w:tcPr>
+          <w:p/>
+        </w:tc>
+      </w:tr>
+      <w:tr>
+        <w:tc>
+          <w:tcPr>
+            <w:tcW w:w="675" w:type="dxa"/>
+          </w:tcPr>
+          <w:p/>
+        </w:tc>
+        <w:tc>
+          <w:tcPr>
+            <w:tcW w:w="985" w:type="dxa"/>
+          </w:tcPr>
+          <w:p>
+            <w:r>
+              <w:t>C</w:t>
+            </w:r>
+          </w:p>
+        </w:tc>
+        <w:tc>
+          <w:tcPr>
+            <w:tcW w:w="8158" w:type="dxa"/>
+          </w:tcPr>
+          <w:p/>
+        </w:tc>
+      </w:tr>
+      <w:tr>
+        <w:tc>
+          <w:tcPr>
+            <w:tcW w:w="675" w:type="dxa"/>
+          </w:tcPr>
+          <w:p/>
+        </w:tc>
+        <w:tc>
+          <w:tcPr>
+            <w:tcW w:w="985" w:type="dxa"/>
+          </w:tcPr>
+          <w:p>
+            <w:r>
+              <w:t>D</w:t>
+            </w:r>
+          </w:p>
+        </w:tc>
+        <w:tc>
+          <w:tcPr>
+            <w:tcW w:w="8158" w:type="dxa"/>
+          </w:tcPr>
+          <w:p/>
+        </w:tc>
+      </w:tr>
+      <w:tr>
+        <w:tc>
+          <w:tcPr>
+            <w:tcW w:w="675" w:type="dxa"/>
+          </w:tcPr>
+          <w:p/>
+        </w:tc>
+        <w:tc>
+          <w:tcPr>
+            <w:tcW w:w="985" w:type="dxa"/>
+            <w:shd w:val="clear" w:color="auto" w:fill="00B050"/>
+          </w:tcPr>
+          <w:p/>
+        </w:tc>
+        <w:tc>
+          <w:tcPr>
+            <w:tcW w:w="8158" w:type="dxa"/>
+          </w:tcPr>
+          <w:p/>
+        </w:tc>
+      </w:tr>
+      <w:tr>
+        <w:tc>
+          <w:tcPr>
+            <w:tcW w:w="675" w:type="dxa"/>
+          </w:tcPr>
+          <w:p>
+            <w:r>
+              <w:t>19</w:t>
+            </w:r>
+          </w:p>
+        </w:tc>
+        <w:tc>
+          <w:tcPr>
+            <w:tcW w:w="9143" w:type="dxa"/>
+            <w:gridSpan w:val="2"/>
+          </w:tcPr>
+          <w:p>
+            <w:pPr>
+              <w:tabs>
+                <w:tab w:val="left" w:pos="5387"/>
+              </w:tabs>
+              <w:spacing w:after="160" w:line="259" w:lineRule="auto"/>
+              <w:contextualSpacing/>
+              <w:rPr>
+                <w:rFonts w:ascii="Arial" w:eastAsia="Times New Roman" w:hAnsi="Arial" w:cs="Arial"/>
+                <w:lang w:val="en-ID"/>
+              </w:rPr>
+            </w:pPr>
+          </w:p>
+        </w:tc>
+      </w:tr>
+      <w:tr>
+        <w:tc>
+          <w:tcPr>
+            <w:tcW w:w="675" w:type="dxa"/>
+          </w:tcPr>
+          <w:p/>
+        </w:tc>
+        <w:tc>
+          <w:tcPr>
+            <w:tcW w:w="985" w:type="dxa"/>
+          </w:tcPr>
+          <w:p>
+            <w:r>
+              <w:t>A</w:t>
+            </w:r>
+          </w:p>
+        </w:tc>
+        <w:tc>
+          <w:tcPr>
+            <w:tcW w:w="8158" w:type="dxa"/>
+          </w:tcPr>
+          <w:p/>
+        </w:tc>
+      </w:tr>
+      <w:tr>
+        <w:tc>
+          <w:tcPr>
+            <w:tcW w:w="675" w:type="dxa"/>
+          </w:tcPr>
+          <w:p/>
+        </w:tc>
+        <w:tc>
+          <w:tcPr>
+            <w:tcW w:w="985" w:type="dxa"/>
+          </w:tcPr>
+          <w:p>
+            <w:r>
+              <w:t>B</w:t>
+            </w:r>
+          </w:p>
+        </w:tc>
+        <w:tc>
+          <w:tcPr>
+            <w:tcW w:w="8158" w:type="dxa"/>
+          </w:tcPr>
+          <w:p/>
+        </w:tc>
+      </w:tr>
+      <w:tr>
+        <w:tc>
+          <w:tcPr>
+            <w:tcW w:w="675" w:type="dxa"/>
+          </w:tcPr>
+          <w:p/>
+        </w:tc>
+        <w:tc>
+          <w:tcPr>
+            <w:tcW w:w="985" w:type="dxa"/>
+          </w:tcPr>
+          <w:p>
+            <w:r>
+              <w:t>C</w:t>
+            </w:r>
+          </w:p>
+        </w:tc>
+        <w:tc>
+          <w:tcPr>
+            <w:tcW w:w="8158" w:type="dxa"/>
+          </w:tcPr>
+          <w:p/>
+        </w:tc>
+      </w:tr>
+      <w:tr>
+        <w:tc>
+          <w:tcPr>
+            <w:tcW w:w="675" w:type="dxa"/>
+          </w:tcPr>
+          <w:p/>
+        </w:tc>
+        <w:tc>
+          <w:tcPr>
+            <w:tcW w:w="985" w:type="dxa"/>
+          </w:tcPr>
+          <w:p>
+            <w:r>
+              <w:t>D</w:t>
+            </w:r>
+          </w:p>
+        </w:tc>
+        <w:tc>
+          <w:tcPr>
+            <w:tcW w:w="8158" w:type="dxa"/>
+          </w:tcPr>
+          <w:p/>
+        </w:tc>
+      </w:tr>
+      <w:tr>
+        <w:tc>
+          <w:tcPr>
+            <w:tcW w:w="675" w:type="dxa"/>
+          </w:tcPr>
+          <w:p/>
+        </w:tc>
+        <w:tc>
+          <w:tcPr>
+            <w:tcW w:w="985" w:type="dxa"/>
+            <w:shd w:val="clear" w:color="auto" w:fill="00B050"/>
+          </w:tcPr>
+          <w:p/>
+        </w:tc>
+        <w:tc>
+          <w:tcPr>
+            <w:tcW w:w="8158" w:type="dxa"/>
+          </w:tcPr>
+          <w:p/>
+        </w:tc>
+      </w:tr>
+      <w:tr>
+        <w:tc>
+          <w:tcPr>
+            <w:tcW w:w="675" w:type="dxa"/>
+          </w:tcPr>
+          <w:p>
+            <w:r>
+              <w:t>20</w:t>
+            </w:r>
+          </w:p>
+        </w:tc>
+        <w:tc>
+          <w:tcPr>
+            <w:tcW w:w="9143" w:type="dxa"/>
+            <w:gridSpan w:val="2"/>
+          </w:tcPr>
+          <w:p>
+            <w:pPr>
+              <w:tabs>
+                <w:tab w:val="left" w:pos="5387"/>
+              </w:tabs>
+              <w:spacing w:after="160" w:line="259" w:lineRule="auto"/>
+              <w:contextualSpacing/>
+              <w:rPr>
+                <w:rFonts w:ascii="Arial" w:eastAsia="Times New Roman" w:hAnsi="Arial" w:cs="Arial"/>
+              </w:rPr>
+            </w:pPr>
+          </w:p>
+        </w:tc>
+      </w:tr>
+      <w:tr>
+        <w:tc>
+          <w:tcPr>
+            <w:tcW w:w="675" w:type="dxa"/>
+          </w:tcPr>
+          <w:p/>
+        </w:tc>
+        <w:tc>
+          <w:tcPr>
+            <w:tcW w:w="985" w:type="dxa"/>
+          </w:tcPr>
+          <w:p>
+            <w:r>
+              <w:t>A</w:t>
+            </w:r>
+          </w:p>
+        </w:tc>
+        <w:tc>
+          <w:tcPr>
+            <w:tcW w:w="8158" w:type="dxa"/>
+          </w:tcPr>
+          <w:p/>
+        </w:tc>
+      </w:tr>
+      <w:tr>
+        <w:tc>
+          <w:tcPr>
+            <w:tcW w:w="675" w:type="dxa"/>
+          </w:tcPr>
+          <w:p/>
+        </w:tc>
+        <w:tc>
+          <w:tcPr>
+            <w:tcW w:w="985" w:type="dxa"/>
+          </w:tcPr>
+          <w:p>
+            <w:r>
+              <w:t>B</w:t>
+            </w:r>
+          </w:p>
+        </w:tc>
+        <w:tc>
+          <w:tcPr>
+            <w:tcW w:w="8158" w:type="dxa"/>
+          </w:tcPr>
+          <w:p/>
+        </w:tc>
+      </w:tr>
+      <w:tr>
+        <w:tc>
+          <w:tcPr>
+            <w:tcW w:w="675" w:type="dxa"/>
+          </w:tcPr>
+          <w:p/>
+        </w:tc>
+        <w:tc>
+          <w:tcPr>
+            <w:tcW w:w="985" w:type="dxa"/>
+          </w:tcPr>
+          <w:p>
+            <w:r>
+              <w:t>C</w:t>
+            </w:r>
+          </w:p>
+        </w:tc>
+        <w:tc>
+          <w:tcPr>
+            <w:tcW w:w="8158" w:type="dxa"/>
+          </w:tcPr>
+          <w:p/>
+        </w:tc>
+      </w:tr>
+      <w:tr>
+        <w:tc>
+          <w:tcPr>
+            <w:tcW w:w="675" w:type="dxa"/>
+          </w:tcPr>
+          <w:p/>
+        </w:tc>
+        <w:tc>
+          <w:tcPr>
+            <w:tcW w:w="985" w:type="dxa"/>
+          </w:tcPr>
+          <w:p>
+            <w:r>
+              <w:t>D</w:t>
+            </w:r>
+          </w:p>
+        </w:tc>
+        <w:tc>
+          <w:tcPr>
+            <w:tcW w:w="8158" w:type="dxa"/>
+          </w:tcPr>
+          <w:p/>
+        </w:tc>
+      </w:tr>
+      <w:tr>
+        <w:tc>
+          <w:tcPr>
+            <w:tcW w:w="675" w:type="dxa"/>
+          </w:tcPr>
+          <w:p/>
+        </w:tc>
+        <w:tc>
+          <w:tcPr>
+            <w:tcW w:w="985" w:type="dxa"/>
+            <w:shd w:val="clear" w:color="auto" w:fill="00B050"/>
+          </w:tcPr>
+          <w:p/>
+        </w:tc>
+        <w:tc>
+          <w:tcPr>
+            <w:tcW w:w="8158" w:type="dxa"/>
+          </w:tcPr>
+          <w:p/>
+        </w:tc>
+      </w:tr>
+      <w:tr>
+        <w:tc>
+          <w:tcPr>
+            <w:tcW w:w="675" w:type="dxa"/>
+          </w:tcPr>
+          <w:p>
+            <w:r>
+              <w:t>21</w:t>
+            </w:r>
+          </w:p>
+        </w:tc>
+        <w:tc>
+          <w:tcPr>
+            <w:tcW w:w="9143" w:type="dxa"/>
+            <w:gridSpan w:val="2"/>
+          </w:tcPr>
+          <w:p>
+            <w:pPr>
+              <w:tabs>
+                <w:tab w:val="left" w:pos="5387"/>
+              </w:tabs>
+              <w:spacing w:after="160" w:line="259" w:lineRule="auto"/>
+              <w:contextualSpacing/>
+              <w:rPr>
+                <w:rFonts w:ascii="Arial" w:eastAsia="Times New Roman" w:hAnsi="Arial" w:cs="Arial"/>
+              </w:rPr>
+            </w:pPr>
+          </w:p>
+        </w:tc>
+      </w:tr>
+      <w:tr>
+        <w:tc>
+          <w:tcPr>
+            <w:tcW w:w="675" w:type="dxa"/>
+          </w:tcPr>
+          <w:p/>
+        </w:tc>
+        <w:tc>
+          <w:tcPr>
+            <w:tcW w:w="985" w:type="dxa"/>
+          </w:tcPr>
+          <w:p>
+            <w:r>
+              <w:t>A</w:t>
+            </w:r>
+          </w:p>
+        </w:tc>
+        <w:tc>
+          <w:tcPr>
+            <w:tcW w:w="8158" w:type="dxa"/>
+          </w:tcPr>
+          <w:p/>
+        </w:tc>
+      </w:tr>
+      <w:tr>
+        <w:tc>
+          <w:tcPr>
+            <w:tcW w:w="675" w:type="dxa"/>
+          </w:tcPr>
+          <w:p/>
+        </w:tc>
+        <w:tc>
+          <w:tcPr>
+            <w:tcW w:w="985" w:type="dxa"/>
+          </w:tcPr>
+          <w:p>
+            <w:r>
+              <w:t>B</w:t>
+            </w:r>
+          </w:p>
+        </w:tc>
+        <w:tc>
+          <w:tcPr>
+            <w:tcW w:w="8158" w:type="dxa"/>
+          </w:tcPr>
+          <w:p/>
+        </w:tc>
+      </w:tr>
+      <w:tr>
+        <w:tc>
+          <w:tcPr>
+            <w:tcW w:w="675" w:type="dxa"/>
+          </w:tcPr>
+          <w:p/>
+        </w:tc>
+        <w:tc>
+          <w:tcPr>
+            <w:tcW w:w="985" w:type="dxa"/>
+          </w:tcPr>
+          <w:p>
+            <w:r>
+              <w:t>C</w:t>
+            </w:r>
+          </w:p>
+        </w:tc>
+        <w:tc>
+          <w:tcPr>
+            <w:tcW w:w="8158" w:type="dxa"/>
+          </w:tcPr>
+          <w:p/>
+        </w:tc>
+      </w:tr>
+      <w:tr>
+        <w:tc>
+          <w:tcPr>
+            <w:tcW w:w="675" w:type="dxa"/>
+          </w:tcPr>
+          <w:p/>
+        </w:tc>
+        <w:tc>
+          <w:tcPr>
+            <w:tcW w:w="985" w:type="dxa"/>
+          </w:tcPr>
+          <w:p>
+            <w:r>
+              <w:t>D</w:t>
+            </w:r>
+          </w:p>
+        </w:tc>
+        <w:tc>
+          <w:tcPr>
+            <w:tcW w:w="8158" w:type="dxa"/>
+          </w:tcPr>
+          <w:p/>
+        </w:tc>
+      </w:tr>
+      <w:tr>
+        <w:tc>
+          <w:tcPr>
+            <w:tcW w:w="675" w:type="dxa"/>
+          </w:tcPr>
+          <w:p/>
+        </w:tc>
+        <w:tc>
+          <w:tcPr>
+            <w:tcW w:w="985" w:type="dxa"/>
+            <w:shd w:val="clear" w:color="auto" w:fill="00B050"/>
+          </w:tcPr>
+          <w:p/>
+        </w:tc>
+        <w:tc>
+          <w:tcPr>
+            <w:tcW w:w="8158" w:type="dxa"/>
+          </w:tcPr>
+          <w:p/>
+        </w:tc>
+      </w:tr>
+      <w:tr>
+        <w:tc>
+          <w:tcPr>
+            <w:tcW w:w="675" w:type="dxa"/>
+          </w:tcPr>
+          <w:p>
+            <w:r>
+              <w:t>22</w:t>
+            </w:r>
+          </w:p>
+        </w:tc>
+        <w:tc>
+          <w:tcPr>
+            <w:tcW w:w="9143" w:type="dxa"/>
+            <w:gridSpan w:val="2"/>
+          </w:tcPr>
+          <w:p>
+            <w:pPr>
+              <w:tabs>
+                <w:tab w:val="left" w:pos="5387"/>
+              </w:tabs>
+              <w:spacing w:after="160" w:line="259" w:lineRule="auto"/>
+              <w:contextualSpacing/>
+              <w:rPr>
+                <w:rFonts w:ascii="Arial" w:eastAsia="Times New Roman" w:hAnsi="Arial" w:cs="Arial"/>
+              </w:rPr>
+            </w:pPr>
+          </w:p>
+        </w:tc>
+      </w:tr>
+      <w:tr>
+        <w:tc>
+          <w:tcPr>
+            <w:tcW w:w="675" w:type="dxa"/>
+          </w:tcPr>
+          <w:p/>
+        </w:tc>
+        <w:tc>
+          <w:tcPr>
+            <w:tcW w:w="985" w:type="dxa"/>
+          </w:tcPr>
+          <w:p>
+            <w:r>
+              <w:t>A</w:t>
+            </w:r>
+          </w:p>
+        </w:tc>
+        <w:tc>
+          <w:tcPr>
+            <w:tcW w:w="8158" w:type="dxa"/>
+          </w:tcPr>
+          <w:p/>
+        </w:tc>
+      </w:tr>
+      <w:tr>
+        <w:tc>
+          <w:tcPr>
+            <w:tcW w:w="675" w:type="dxa"/>
+          </w:tcPr>
+          <w:p/>
+        </w:tc>
+        <w:tc>
+          <w:tcPr>
+            <w:tcW w:w="985" w:type="dxa"/>
+          </w:tcPr>
+          <w:p>
+            <w:r>
+              <w:t>B</w:t>
+            </w:r>
+          </w:p>
+        </w:tc>
+        <w:tc>
+          <w:tcPr>
+            <w:tcW w:w="8158" w:type="dxa"/>
+          </w:tcPr>
+          <w:p/>
+        </w:tc>
+      </w:tr>
+      <w:tr>
+        <w:tc>
+          <w:tcPr>
+            <w:tcW w:w="675" w:type="dxa"/>
+          </w:tcPr>
+          <w:p/>
+        </w:tc>
+        <w:tc>
+          <w:tcPr>
+            <w:tcW w:w="985" w:type="dxa"/>
+          </w:tcPr>
+          <w:p>
+            <w:r>
+              <w:t>C</w:t>
+            </w:r>
+          </w:p>
+        </w:tc>
+        <w:tc>
+          <w:tcPr>
+            <w:tcW w:w="8158" w:type="dxa"/>
+          </w:tcPr>
+          <w:p/>
+        </w:tc>
+      </w:tr>
+      <w:tr>
+        <w:tc>
+          <w:tcPr>
+            <w:tcW w:w="675" w:type="dxa"/>
+          </w:tcPr>
+          <w:p/>
+        </w:tc>
+        <w:tc>
+          <w:tcPr>
+            <w:tcW w:w="985" w:type="dxa"/>
+          </w:tcPr>
+          <w:p>
+            <w:r>
+              <w:t>D</w:t>
+            </w:r>
+          </w:p>
+        </w:tc>
+        <w:tc>
+          <w:tcPr>
+            <w:tcW w:w="8158" w:type="dxa"/>
+          </w:tcPr>
+          <w:p/>
+        </w:tc>
+      </w:tr>
+      <w:tr>
+        <w:tc>
+          <w:tcPr>
+            <w:tcW w:w="675" w:type="dxa"/>
+          </w:tcPr>
+          <w:p/>
+        </w:tc>
+        <w:tc>
+          <w:tcPr>
+            <w:tcW w:w="985" w:type="dxa"/>
+            <w:shd w:val="clear" w:color="auto" w:fill="00B050"/>
+          </w:tcPr>
+          <w:p/>
+        </w:tc>
+        <w:tc>
+          <w:tcPr>
+            <w:tcW w:w="8158" w:type="dxa"/>
+          </w:tcPr>
+          <w:p/>
+        </w:tc>
+      </w:tr>
+      <w:tr>
+        <w:tc>
+          <w:tcPr>
+            <w:tcW w:w="675" w:type="dxa"/>
+          </w:tcPr>
+          <w:p>
+            <w:r>
+              <w:t>23</w:t>
+            </w:r>
+          </w:p>
+        </w:tc>
+        <w:tc>
+          <w:tcPr>
+            <w:tcW w:w="9143" w:type="dxa"/>
+            <w:gridSpan w:val="2"/>
+          </w:tcPr>
+          <w:p>
+            <w:pPr>
+              <w:tabs>
+                <w:tab w:val="left" w:pos="5387"/>
+              </w:tabs>
+              <w:spacing w:after="160" w:line="259" w:lineRule="auto"/>
+              <w:contextualSpacing/>
+              <w:rPr>
+                <w:rFonts w:ascii="Arial" w:eastAsia="Times New Roman" w:hAnsi="Arial" w:cs="Arial"/>
+                <w:lang w:val="en-ID"/>
+              </w:rPr>
+            </w:pPr>
+          </w:p>
+        </w:tc>
+      </w:tr>
+      <w:tr>
+        <w:tc>
+          <w:tcPr>
+            <w:tcW w:w="675" w:type="dxa"/>
+          </w:tcPr>
+          <w:p/>
+        </w:tc>
+        <w:tc>
+          <w:tcPr>
+            <w:tcW w:w="985" w:type="dxa"/>
+          </w:tcPr>
+          <w:p>
+            <w:r>
+              <w:t>A</w:t>
+            </w:r>
+          </w:p>
+        </w:tc>
+        <w:tc>
+          <w:tcPr>
+            <w:tcW w:w="8158" w:type="dxa"/>
+          </w:tcPr>
+          <w:p>
+            <w:pPr>
+              <w:rPr>
+                <w:rtl/>
+              </w:rPr>
+            </w:pPr>
+          </w:p>
+        </w:tc>
+      </w:tr>
+      <w:tr>
+        <w:tc>
+          <w:tcPr>
+            <w:tcW w:w="675" w:type="dxa"/>
+          </w:tcPr>
+          <w:p/>
+        </w:tc>
+        <w:tc>
+          <w:tcPr>
+            <w:tcW w:w="985" w:type="dxa"/>
+          </w:tcPr>
+          <w:p>
+            <w:r>
+              <w:t>B</w:t>
+            </w:r>
+          </w:p>
+        </w:tc>
+        <w:tc>
+          <w:tcPr>
+            <w:tcW w:w="8158" w:type="dxa"/>
+          </w:tcPr>
+          <w:p/>
+        </w:tc>
+      </w:tr>
+      <w:tr>
+        <w:tc>
+          <w:tcPr>
+            <w:tcW w:w="675" w:type="dxa"/>
+          </w:tcPr>
+          <w:p/>
+        </w:tc>
+        <w:tc>
+          <w:tcPr>
+            <w:tcW w:w="985" w:type="dxa"/>
+          </w:tcPr>
+          <w:p>
+            <w:r>
+              <w:t>C</w:t>
+            </w:r>
+          </w:p>
+        </w:tc>
+        <w:tc>
+          <w:tcPr>
+            <w:tcW w:w="8158" w:type="dxa"/>
+          </w:tcPr>
+          <w:p/>
+        </w:tc>
+      </w:tr>
+      <w:tr>
+        <w:tc>
+          <w:tcPr>
+            <w:tcW w:w="675" w:type="dxa"/>
+          </w:tcPr>
+          <w:p/>
+        </w:tc>
+        <w:tc>
+          <w:tcPr>
+            <w:tcW w:w="985" w:type="dxa"/>
+          </w:tcPr>
+          <w:p>
+            <w:r>
+              <w:t>D</w:t>
+            </w:r>
+          </w:p>
+        </w:tc>
+        <w:tc>
+          <w:tcPr>
+            <w:tcW w:w="8158" w:type="dxa"/>
+          </w:tcPr>
+          <w:p/>
+        </w:tc>
+      </w:tr>
+      <w:tr>
+        <w:tc>
+          <w:tcPr>
+            <w:tcW w:w="675" w:type="dxa"/>
+          </w:tcPr>
+          <w:p/>
+        </w:tc>
+        <w:tc>
+          <w:tcPr>
+            <w:tcW w:w="985" w:type="dxa"/>
+            <w:shd w:val="clear" w:color="auto" w:fill="00B050"/>
+          </w:tcPr>
+          <w:p/>
+        </w:tc>
+        <w:tc>
+          <w:tcPr>
+            <w:tcW w:w="8158" w:type="dxa"/>
+          </w:tcPr>
+          <w:p/>
+        </w:tc>
+      </w:tr>
+      <w:tr>
+        <w:tc>
+          <w:tcPr>
+            <w:tcW w:w="675" w:type="dxa"/>
+          </w:tcPr>
+          <w:p>
+            <w:r>
+              <w:lastRenderedPageBreak/>
+              <w:t>24</w:t>
+            </w:r>
+          </w:p>
+        </w:tc>
+        <w:tc>
+          <w:tcPr>
+            <w:tcW w:w="9143" w:type="dxa"/>
+            <w:gridSpan w:val="2"/>
+          </w:tcPr>
+          <w:p>
+            <w:pPr>
+              <w:tabs>
+                <w:tab w:val="left" w:pos="5387"/>
+              </w:tabs>
+              <w:spacing w:after="160" w:line="259" w:lineRule="auto"/>
+              <w:contextualSpacing/>
+              <w:rPr>
+                <w:rFonts w:ascii="Arial" w:eastAsia="Times New Roman" w:hAnsi="Arial" w:cs="Arial"/>
+              </w:rPr>
+            </w:pPr>
+          </w:p>
+        </w:tc>
+      </w:tr>
+      <w:tr>
+        <w:tc>
+          <w:tcPr>
+            <w:tcW w:w="675" w:type="dxa"/>
+          </w:tcPr>
+          <w:p/>
+        </w:tc>
+        <w:tc>
+          <w:tcPr>
+            <w:tcW w:w="985" w:type="dxa"/>
+          </w:tcPr>
+          <w:p>
+            <w:r>
+              <w:t>A</w:t>
+            </w:r>
+          </w:p>
+        </w:tc>
+        <w:tc>
+          <w:tcPr>
+            <w:tcW w:w="8158" w:type="dxa"/>
+          </w:tcPr>
+          <w:p/>
+        </w:tc>
+      </w:tr>
+      <w:tr>
+        <w:tc>
+          <w:tcPr>
+            <w:tcW w:w="675" w:type="dxa"/>
+          </w:tcPr>
+          <w:p/>
+        </w:tc>
+        <w:tc>
+          <w:tcPr>
+            <w:tcW w:w="985" w:type="dxa"/>
+          </w:tcPr>
+          <w:p>
+            <w:r>
+              <w:t>B</w:t>
+            </w:r>
+          </w:p>
+        </w:tc>
+        <w:tc>
+          <w:tcPr>
+            <w:tcW w:w="8158" w:type="dxa"/>
+          </w:tcPr>
+          <w:p/>
+        </w:tc>
+      </w:tr>
+      <w:tr>
+        <w:tc>
+          <w:tcPr>
+            <w:tcW w:w="675" w:type="dxa"/>
+          </w:tcPr>
+          <w:p/>
+        </w:tc>
+        <w:tc>
+          <w:tcPr>
+            <w:tcW w:w="985" w:type="dxa"/>
+          </w:tcPr>
+          <w:p>
+            <w:r>
+              <w:t>C</w:t>
+            </w:r>
+          </w:p>
+        </w:tc>
+        <w:tc>
+          <w:tcPr>
+            <w:tcW w:w="8158" w:type="dxa"/>
+          </w:tcPr>
+          <w:p/>
+        </w:tc>
+      </w:tr>
+      <w:tr>
+        <w:tc>
+          <w:tcPr>
+            <w:tcW w:w="675" w:type="dxa"/>
+          </w:tcPr>
+          <w:p/>
+        </w:tc>
+        <w:tc>
+          <w:tcPr>
+            <w:tcW w:w="985" w:type="dxa"/>
+          </w:tcPr>
+          <w:p>
+            <w:r>
+              <w:t>D</w:t>
+            </w:r>
+          </w:p>
+        </w:tc>
+        <w:tc>
+          <w:tcPr>
+            <w:tcW w:w="8158" w:type="dxa"/>
+          </w:tcPr>
+          <w:p/>
+        </w:tc>
+      </w:tr>
+      <w:tr>
+        <w:tc>
+          <w:tcPr>
+            <w:tcW w:w="675" w:type="dxa"/>
+          </w:tcPr>
+          <w:p/>
+        </w:tc>
+        <w:tc>
+          <w:tcPr>
+            <w:tcW w:w="985" w:type="dxa"/>
+            <w:shd w:val="clear" w:color="auto" w:fill="00B050"/>
+          </w:tcPr>
+          <w:p/>
+        </w:tc>
+        <w:tc>
+          <w:tcPr>
+            <w:tcW w:w="8158" w:type="dxa"/>
+          </w:tcPr>
+          <w:p/>
+        </w:tc>
+      </w:tr>
+      <w:tr>
+        <w:tc>
+          <w:tcPr>
+            <w:tcW w:w="675" w:type="dxa"/>
+          </w:tcPr>
+          <w:p>
+            <w:r>
+              <w:t>25</w:t>
+            </w:r>
+          </w:p>
+        </w:tc>
+        <w:tc>
+          <w:tcPr>
+            <w:tcW w:w="9143" w:type="dxa"/>
+            <w:gridSpan w:val="2"/>
+          </w:tcPr>
+          <w:p>
+            <w:pPr>
+              <w:tabs>
+                <w:tab w:val="left" w:pos="5387"/>
+              </w:tabs>
+              <w:spacing w:after="160" w:line="259" w:lineRule="auto"/>
+              <w:contextualSpacing/>
+              <w:rPr>
+                <w:rFonts w:ascii="Arial" w:eastAsia="Times New Roman" w:hAnsi="Arial" w:cs="Arial"/>
+              </w:rPr>
+            </w:pPr>
+          </w:p>
+        </w:tc>
+      </w:tr>
+      <w:tr>
+        <w:tc>
+          <w:tcPr>
+            <w:tcW w:w="675" w:type="dxa"/>
+          </w:tcPr>
+          <w:p/>
+        </w:tc>
+        <w:tc>
+          <w:tcPr>
+            <w:tcW w:w="985" w:type="dxa"/>
+          </w:tcPr>
+          <w:p>
+            <w:r>
+              <w:t>A</w:t>
+            </w:r>
+          </w:p>
+        </w:tc>
+        <w:tc>
+          <w:tcPr>
+            <w:tcW w:w="8158" w:type="dxa"/>
+          </w:tcPr>
+          <w:p/>
+        </w:tc>
+      </w:tr>
+      <w:tr>
+        <w:tc>
+          <w:tcPr>
+            <w:tcW w:w="675" w:type="dxa"/>
+          </w:tcPr>
+          <w:p/>
+        </w:tc>
+        <w:tc>
+          <w:tcPr>
+            <w:tcW w:w="985" w:type="dxa"/>
+          </w:tcPr>
+          <w:p>
+            <w:r>
+              <w:t>B</w:t>
+            </w:r>
+          </w:p>
+        </w:tc>
+        <w:tc>
+          <w:tcPr>
+            <w:tcW w:w="8158" w:type="dxa"/>
+          </w:tcPr>
+          <w:p/>
+        </w:tc>
+      </w:tr>
+      <w:tr>
+        <w:tc>
+          <w:tcPr>
+            <w:tcW w:w="675" w:type="dxa"/>
+          </w:tcPr>
+          <w:p/>
+        </w:tc>
+        <w:tc>
+          <w:tcPr>
+            <w:tcW w:w="985" w:type="dxa"/>
+          </w:tcPr>
+          <w:p>
+            <w:r>
+              <w:t>C</w:t>
+            </w:r>
+          </w:p>
+        </w:tc>
+        <w:tc>
+          <w:tcPr>
+            <w:tcW w:w="8158" w:type="dxa"/>
+          </w:tcPr>
+          <w:p/>
+        </w:tc>
+      </w:tr>
+      <w:tr>
+        <w:tc>
+          <w:tcPr>
+            <w:tcW w:w="675" w:type="dxa"/>
+          </w:tcPr>
+          <w:p/>
+        </w:tc>
+        <w:tc>
+          <w:tcPr>
+            <w:tcW w:w="985" w:type="dxa"/>
+          </w:tcPr>
+          <w:p>
+            <w:r>
+              <w:t>D</w:t>
+            </w:r>
+          </w:p>
+        </w:tc>
+        <w:tc>
+          <w:tcPr>
+            <w:tcW w:w="8158" w:type="dxa"/>
+          </w:tcPr>
+          <w:p/>
+        </w:tc>
+      </w:tr>
+      <w:tr>
+        <w:tc>
+          <w:tcPr>
+            <w:tcW w:w="675" w:type="dxa"/>
+          </w:tcPr>
+          <w:p/>
+        </w:tc>
+        <w:tc>
+          <w:tcPr>
+            <w:tcW w:w="985" w:type="dxa"/>
+            <w:shd w:val="clear" w:color="auto" w:fill="00B050"/>
+          </w:tcPr>
+          <w:p/>
+        </w:tc>
+        <w:tc>
+          <w:tcPr>
+            <w:tcW w:w="8158" w:type="dxa"/>
+          </w:tcPr>
+          <w:p/>
+        </w:tc>
+      </w:tr>
+      <w:tr>
+        <w:tc>
+          <w:tcPr>
+            <w:tcW w:w="675" w:type="dxa"/>
+          </w:tcPr>
+          <w:p>
+            <w:r>
+              <w:t>26</w:t>
+            </w:r>
+          </w:p>
+        </w:tc>
+        <w:tc>
+          <w:tcPr>
+            <w:tcW w:w="9143" w:type="dxa"/>
+            <w:gridSpan w:val="2"/>
+          </w:tcPr>
+          <w:p>
+            <w:pPr>
+              <w:tabs>
+                <w:tab w:val="left" w:pos="5387"/>
+              </w:tabs>
+              <w:spacing w:after="160" w:line="259" w:lineRule="auto"/>
+              <w:contextualSpacing/>
+              <w:rPr>
+                <w:rFonts w:ascii="Arial" w:eastAsia="Times New Roman" w:hAnsi="Arial" w:cs="Arial"/>
+              </w:rPr>
+            </w:pPr>
+          </w:p>
+        </w:tc>
+      </w:tr>
+      <w:tr>
+        <w:tc>
+          <w:tcPr>
+            <w:tcW w:w="675" w:type="dxa"/>
+          </w:tcPr>
+          <w:p/>
+        </w:tc>
+        <w:tc>
+          <w:tcPr>
+            <w:tcW w:w="985" w:type="dxa"/>
+          </w:tcPr>
+          <w:p>
+            <w:r>
+              <w:t>A</w:t>
+            </w:r>
+          </w:p>
+        </w:tc>
+        <w:tc>
+          <w:tcPr>
+            <w:tcW w:w="8158" w:type="dxa"/>
+          </w:tcPr>
+          <w:p/>
+        </w:tc>
+      </w:tr>
+      <w:tr>
+        <w:tc>
+          <w:tcPr>
+            <w:tcW w:w="675" w:type="dxa"/>
+          </w:tcPr>
+          <w:p/>
+        </w:tc>
+        <w:tc>
+          <w:tcPr>
+            <w:tcW w:w="985" w:type="dxa"/>
+          </w:tcPr>
+          <w:p>
+            <w:r>
+              <w:t>B</w:t>
+            </w:r>
+          </w:p>
+        </w:tc>
+        <w:tc>
+          <w:tcPr>
+            <w:tcW w:w="8158" w:type="dxa"/>
+          </w:tcPr>
+          <w:p/>
+        </w:tc>
+      </w:tr>
+      <w:tr>
+        <w:tc>
+          <w:tcPr>
+            <w:tcW w:w="675" w:type="dxa"/>
+          </w:tcPr>
+          <w:p/>
+        </w:tc>
+        <w:tc>
+          <w:tcPr>
+            <w:tcW w:w="985" w:type="dxa"/>
+          </w:tcPr>
+          <w:p>
+            <w:r>
+              <w:t>C</w:t>
+            </w:r>
+          </w:p>
+        </w:tc>
+        <w:tc>
+          <w:tcPr>
+            <w:tcW w:w="8158" w:type="dxa"/>
+          </w:tcPr>
+          <w:p/>
+        </w:tc>
+      </w:tr>
+      <w:tr>
+        <w:tc>
+          <w:tcPr>
+            <w:tcW w:w="675" w:type="dxa"/>
+          </w:tcPr>
+          <w:p/>
+        </w:tc>
+        <w:tc>
+          <w:tcPr>
+            <w:tcW w:w="985" w:type="dxa"/>
+          </w:tcPr>
+          <w:p>
+            <w:r>
+              <w:t>D</w:t>
+            </w:r>
+          </w:p>
+        </w:tc>
+        <w:tc>
+          <w:tcPr>
+            <w:tcW w:w="8158" w:type="dxa"/>
+          </w:tcPr>
+          <w:p/>
+        </w:tc>
+      </w:tr>
+      <w:tr>
+        <w:tc>
+          <w:tcPr>
+            <w:tcW w:w="675" w:type="dxa"/>
+          </w:tcPr>
+          <w:p/>
+        </w:tc>
+        <w:tc>
+          <w:tcPr>
+            <w:tcW w:w="985" w:type="dxa"/>
+            <w:shd w:val="clear" w:color="auto" w:fill="00B050"/>
+          </w:tcPr>
+          <w:p/>
+        </w:tc>
+        <w:tc>
+          <w:tcPr>
+            <w:tcW w:w="8158" w:type="dxa"/>
+          </w:tcPr>
+          <w:p/>
+        </w:tc>
+      </w:tr>
+      <w:tr>
+        <w:tc>
+          <w:tcPr>
+            <w:tcW w:w="675" w:type="dxa"/>
+          </w:tcPr>
+          <w:p>
+            <w:r>
+              <w:t>27</w:t>
+            </w:r>
+          </w:p>
+        </w:tc>
+        <w:tc>
+          <w:tcPr>
+            <w:tcW w:w="9143" w:type="dxa"/>
+            <w:gridSpan w:val="2"/>
+          </w:tcPr>
+          <w:p>
+            <w:pPr>
+              <w:tabs>
+                <w:tab w:val="left" w:pos="5387"/>
+              </w:tabs>
+              <w:spacing w:after="160" w:line="259" w:lineRule="auto"/>
+              <w:contextualSpacing/>
+              <w:rPr>
+                <w:rFonts w:ascii="Arial" w:eastAsia="Times New Roman" w:hAnsi="Arial" w:cs="Arial"/>
+                <w:lang w:val="en-ID"/>
+              </w:rPr>
+            </w:pPr>
+          </w:p>
+        </w:tc>
+      </w:tr>
+      <w:tr>
+        <w:tc>
+          <w:tcPr>
+            <w:tcW w:w="675" w:type="dxa"/>
+          </w:tcPr>
+          <w:p/>
+        </w:tc>
+        <w:tc>
+          <w:tcPr>
+            <w:tcW w:w="985" w:type="dxa"/>
+          </w:tcPr>
+          <w:p>
+            <w:r>
+              <w:t>A</w:t>
+            </w:r>
+          </w:p>
+        </w:tc>
+        <w:tc>
+          <w:tcPr>
+            <w:tcW w:w="8158" w:type="dxa"/>
+          </w:tcPr>
+          <w:p/>
+        </w:tc>
+      </w:tr>
+      <w:tr>
+        <w:tc>
+          <w:tcPr>
+            <w:tcW w:w="675" w:type="dxa"/>
+          </w:tcPr>
+          <w:p/>
+        </w:tc>
+        <w:tc>
+          <w:tcPr>
+            <w:tcW w:w="985" w:type="dxa"/>
+          </w:tcPr>
+          <w:p>
+            <w:r>
+              <w:t>B</w:t>
+            </w:r>
+          </w:p>
+        </w:tc>
+        <w:tc>
+          <w:tcPr>
+            <w:tcW w:w="8158" w:type="dxa"/>
+          </w:tcPr>
+          <w:p/>
+        </w:tc>
+      </w:tr>
+      <w:tr>
+        <w:tc>
+          <w:tcPr>
+            <w:tcW w:w="675" w:type="dxa"/>
+          </w:tcPr>
+          <w:p/>
+        </w:tc>
+        <w:tc>
+          <w:tcPr>
+            <w:tcW w:w="985" w:type="dxa"/>
+          </w:tcPr>
+          <w:p>
+            <w:r>
+              <w:t>C</w:t>
+            </w:r>
+          </w:p>
+        </w:tc>
+        <w:tc>
+          <w:tcPr>
+            <w:tcW w:w="8158" w:type="dxa"/>
+          </w:tcPr>
+          <w:p/>
+        </w:tc>
+      </w:tr>
+      <w:tr>
+        <w:tc>
+          <w:tcPr>
+            <w:tcW w:w="675" w:type="dxa"/>
+          </w:tcPr>
+          <w:p/>
+        </w:tc>
+        <w:tc>
+          <w:tcPr>
+            <w:tcW w:w="985" w:type="dxa"/>
+          </w:tcPr>
+          <w:p>
+            <w:r>
+              <w:t>D</w:t>
+            </w:r>
+          </w:p>
+        </w:tc>
+        <w:tc>
+          <w:tcPr>
+            <w:tcW w:w="8158" w:type="dxa"/>
+          </w:tcPr>
+          <w:p/>
+        </w:tc>
+      </w:tr>
+      <w:tr>
+        <w:tc>
+          <w:tcPr>
+            <w:tcW w:w="675" w:type="dxa"/>
+          </w:tcPr>
+          <w:p/>
+        </w:tc>
+        <w:tc>
+          <w:tcPr>
+            <w:tcW w:w="985" w:type="dxa"/>
+            <w:shd w:val="clear" w:color="auto" w:fill="00B050"/>
+          </w:tcPr>
+          <w:p/>
+        </w:tc>
+        <w:tc>
+          <w:tcPr>
+            <w:tcW w:w="8158" w:type="dxa"/>
+          </w:tcPr>
+          <w:p/>
+        </w:tc>
+      </w:tr>
+      <w:tr>
+        <w:tc>
+          <w:tcPr>
+            <w:tcW w:w="675" w:type="dxa"/>
+          </w:tcPr>
+          <w:p>
+            <w:r>
+              <w:t>28</w:t>
+            </w:r>
+          </w:p>
+        </w:tc>
+        <w:tc>
+          <w:tcPr>
+            <w:tcW w:w="9143" w:type="dxa"/>
+            <w:gridSpan w:val="2"/>
+          </w:tcPr>
+          <w:p>
+            <w:pPr>
+              <w:tabs>
+                <w:tab w:val="left" w:pos="5387"/>
+              </w:tabs>
+              <w:spacing w:after="160" w:line="259" w:lineRule="auto"/>
+              <w:contextualSpacing/>
+              <w:rPr>
+                <w:rFonts w:ascii="Arial" w:eastAsia="Times New Roman" w:hAnsi="Arial" w:cs="Arial"/>
+                <w:lang w:val="en-ID"/>
+              </w:rPr>
+            </w:pPr>
+          </w:p>
+        </w:tc>
+      </w:tr>
+      <w:tr>
+        <w:tc>
+          <w:tcPr>
+            <w:tcW w:w="675" w:type="dxa"/>
+          </w:tcPr>
+          <w:p/>
+        </w:tc>
+        <w:tc>
+          <w:tcPr>
+            <w:tcW w:w="985" w:type="dxa"/>
+          </w:tcPr>
+          <w:p>
+            <w:r>
+              <w:t>A</w:t>
+            </w:r>
+          </w:p>
+        </w:tc>
+        <w:tc>
+          <w:tcPr>
+            <w:tcW w:w="8158" w:type="dxa"/>
+          </w:tcPr>
+          <w:p/>
+        </w:tc>
+      </w:tr>
+      <w:tr>
+        <w:tc>
+          <w:tcPr>
+            <w:tcW w:w="675" w:type="dxa"/>
+          </w:tcPr>
+          <w:p/>
+        </w:tc>
+        <w:tc>
+          <w:tcPr>
+            <w:tcW w:w="985" w:type="dxa"/>
+          </w:tcPr>
+          <w:p>
+            <w:r>
+              <w:t>B</w:t>
+            </w:r>
+          </w:p>
+        </w:tc>
+        <w:tc>
+          <w:tcPr>
+            <w:tcW w:w="8158" w:type="dxa"/>
+          </w:tcPr>
+          <w:p/>
+        </w:tc>
+      </w:tr>
+      <w:tr>
+        <w:tc>
+          <w:tcPr>
+            <w:tcW w:w="675" w:type="dxa"/>
+          </w:tcPr>
+          <w:p/>
+        </w:tc>
+        <w:tc>
+          <w:tcPr>
+            <w:tcW w:w="985" w:type="dxa"/>
+          </w:tcPr>
+          <w:p>
+            <w:r>
+              <w:t>C</w:t>
+            </w:r>
+          </w:p>
+        </w:tc>
+        <w:tc>
+          <w:tcPr>
+            <w:tcW w:w="8158" w:type="dxa"/>
+          </w:tcPr>
+          <w:p/>
+        </w:tc>
+      </w:tr>
+      <w:tr>
+        <w:tc>
+          <w:tcPr>
+            <w:tcW w:w="675" w:type="dxa"/>
+          </w:tcPr>
+          <w:p/>
+        </w:tc>
+        <w:tc>
+          <w:tcPr>
+            <w:tcW w:w="985" w:type="dxa"/>
+          </w:tcPr>
+          <w:p>
+            <w:r>
+              <w:t>D</w:t>
+            </w:r>
+          </w:p>
+        </w:tc>
+        <w:tc>
+          <w:tcPr>
+            <w:tcW w:w="8158" w:type="dxa"/>
+          </w:tcPr>
+          <w:p/>
+        </w:tc>
+      </w:tr>
+      <w:tr>
+        <w:tc>
+          <w:tcPr>
+            <w:tcW w:w="675" w:type="dxa"/>
+          </w:tcPr>
+          <w:p/>
+        </w:tc>
+        <w:tc>
+          <w:tcPr>
+            <w:tcW w:w="985" w:type="dxa"/>
+            <w:shd w:val="clear" w:color="auto" w:fill="00B050"/>
+          </w:tcPr>
+          <w:p/>
+        </w:tc>
+        <w:tc>
+          <w:tcPr>
+            <w:tcW w:w="8158" w:type="dxa"/>
+          </w:tcPr>
+          <w:p/>
+        </w:tc>
+      </w:tr>
+      <w:tr>
+        <w:tc>
+          <w:tcPr>
+            <w:tcW w:w="675" w:type="dxa"/>
+          </w:tcPr>
+          <w:p>
+            <w:r>
+              <w:t>29</w:t>
+            </w:r>
+          </w:p>
+        </w:tc>
+        <w:tc>
+          <w:tcPr>
+            <w:tcW w:w="9143" w:type="dxa"/>
+            <w:gridSpan w:val="2"/>
+          </w:tcPr>
+          <w:p>
+            <w:pPr>
+              <w:tabs>
+                <w:tab w:val="left" w:pos="5387"/>
+              </w:tabs>
+              <w:spacing w:after="160" w:line="259" w:lineRule="auto"/>
+              <w:contextualSpacing/>
+              <w:rPr>
+                <w:rFonts w:ascii="Arial" w:eastAsia="Times New Roman" w:hAnsi="Arial" w:cs="Arial"/>
+                <w:lang w:val="en-ID"/>
+              </w:rPr>
+            </w:pPr>
+          </w:p>
+        </w:tc>
+      </w:tr>
+      <w:tr>
+        <w:tc>
+          <w:tcPr>
+            <w:tcW w:w="675" w:type="dxa"/>
+          </w:tcPr>
+          <w:p/>
+        </w:tc>
+        <w:tc>
+          <w:tcPr>
+            <w:tcW w:w="985" w:type="dxa"/>
+          </w:tcPr>
+          <w:p>
+            <w:r>
+              <w:t>A</w:t>
+            </w:r>
+          </w:p>
+        </w:tc>
+        <w:tc>
+          <w:tcPr>
+            <w:tcW w:w="8158" w:type="dxa"/>
+          </w:tcPr>
+          <w:p>
+            <w:pPr>
+              <w:rPr>
+                <w:rtl/>
+              </w:rPr>
+            </w:pPr>
+          </w:p>
+        </w:tc>
+      </w:tr>
+      <w:tr>
+        <w:tc>
+          <w:tcPr>
+            <w:tcW w:w="675" w:type="dxa"/>
+          </w:tcPr>
+          <w:p/>
+        </w:tc>
+        <w:tc>
+          <w:tcPr>
+            <w:tcW w:w="985" w:type="dxa"/>
+          </w:tcPr>
+          <w:p>
+            <w:r>
+              <w:t>B</w:t>
+            </w:r>
+          </w:p>
+        </w:tc>
+        <w:tc>
+          <w:tcPr>
+            <w:tcW w:w="8158" w:type="dxa"/>
+          </w:tcPr>
+          <w:p/>
+        </w:tc>
+      </w:tr>
+      <w:tr>
+        <w:tc>
+          <w:tcPr>
+            <w:tcW w:w="675" w:type="dxa"/>
+          </w:tcPr>
+          <w:p/>
+        </w:tc>
+        <w:tc>
+          <w:tcPr>
+            <w:tcW w:w="985" w:type="dxa"/>
+          </w:tcPr>
+          <w:p>
+            <w:r>
+              <w:t>C</w:t>
+            </w:r>
+          </w:p>
+        </w:tc>
+        <w:tc>
+          <w:tcPr>
+            <w:tcW w:w="8158" w:type="dxa"/>
+          </w:tcPr>
+          <w:p/>
+        </w:tc>
+      </w:tr>
+      <w:tr>
+        <w:tc>
+          <w:tcPr>
+            <w:tcW w:w="675" w:type="dxa"/>
+          </w:tcPr>
+          <w:p/>
+        </w:tc>
+        <w:tc>
+          <w:tcPr>
+            <w:tcW w:w="985" w:type="dxa"/>
+          </w:tcPr>
+          <w:p>
+            <w:r>
+              <w:t>D</w:t>
+            </w:r>
+          </w:p>
+        </w:tc>
+        <w:tc>
+          <w:tcPr>
+            <w:tcW w:w="8158" w:type="dxa"/>
+          </w:tcPr>
+          <w:p/>
+        </w:tc>
+      </w:tr>
+      <w:tr>
+        <w:tc>
+          <w:tcPr>
+            <w:tcW w:w="675" w:type="dxa"/>
+          </w:tcPr>
+          <w:p/>
+        </w:tc>
+        <w:tc>
+          <w:tcPr>
+            <w:tcW w:w="985" w:type="dxa"/>
+            <w:shd w:val="clear" w:color="auto" w:fill="00B050"/>
+          </w:tcPr>
+          <w:p/>
+        </w:tc>
+        <w:tc>
+          <w:tcPr>
+            <w:tcW w:w="8158" w:type="dxa"/>
+          </w:tcPr>
+          <w:p/>
+        </w:tc>
+      </w:tr>
+      <w:tr>
+        <w:tc>
+          <w:tcPr>
+            <w:tcW w:w="675" w:type="dxa"/>
+          </w:tcPr>
+          <w:p>
+            <w:r>
+              <w:t>30</w:t>
+            </w:r>
+          </w:p>
+        </w:tc>
+        <w:tc>
+          <w:tcPr>
+            <w:tcW w:w="9143" w:type="dxa"/>
+            <w:gridSpan w:val="2"/>
+          </w:tcPr>
+          <w:p>
+            <w:pPr>
+              <w:tabs>
+                <w:tab w:val="left" w:pos="5387"/>
+              </w:tabs>
+              <w:spacing w:after="160" w:line="259" w:lineRule="auto"/>
+              <w:contextualSpacing/>
+              <w:rPr>
+                <w:rFonts w:ascii="Arial" w:eastAsia="Times New Roman" w:hAnsi="Arial" w:cs="Arial"/>
+                <w:lang w:val="en-ID"/>
+              </w:rPr>
+            </w:pPr>
+          </w:p>
+        </w:tc>
+      </w:tr>
+      <w:tr>
+        <w:tc>
+          <w:tcPr>
+            <w:tcW w:w="675" w:type="dxa"/>
+          </w:tcPr>
+          <w:p/>
+        </w:tc>
+        <w:tc>
+          <w:tcPr>
+            <w:tcW w:w="985" w:type="dxa"/>
+          </w:tcPr>
+          <w:p>
+            <w:r>
+              <w:t>A</w:t>
+            </w:r>
+          </w:p>
+        </w:tc>
+        <w:tc>
+          <w:tcPr>
+            <w:tcW w:w="8158" w:type="dxa"/>
+          </w:tcPr>
+          <w:p/>
+        </w:tc>
+      </w:tr>
+      <w:tr>
+        <w:tc>
+          <w:tcPr>
+            <w:tcW w:w="675" w:type="dxa"/>
+          </w:tcPr>
+          <w:p/>
+        </w:tc>
+        <w:tc>
+          <w:tcPr>
+            <w:tcW w:w="985" w:type="dxa"/>
+          </w:tcPr>
+          <w:p>
+            <w:r>
+              <w:t>B</w:t>
+            </w:r>
+          </w:p>
+        </w:tc>
+        <w:tc>
+          <w:tcPr>
+            <w:tcW w:w="8158" w:type="dxa"/>
+          </w:tcPr>
+          <w:p/>
+        </w:tc>
+      </w:tr>
+      <w:tr>
+        <w:tc>
+          <w:tcPr>
+            <w:tcW w:w="675" w:type="dxa"/>
+          </w:tcPr>
+          <w:p/>
+        </w:tc>
+        <w:tc>
+          <w:tcPr>
+            <w:tcW w:w="985" w:type="dxa"/>
+          </w:tcPr>
+          <w:p>
+            <w:r>
+              <w:t>C</w:t>
+            </w:r>
+          </w:p>
+        </w:tc>
+        <w:tc>
+          <w:tcPr>
+            <w:tcW w:w="8158" w:type="dxa"/>
+          </w:tcPr>
+          <w:p/>
+        </w:tc>
+      </w:tr>
+      <w:tr>
+        <w:tc>
+          <w:tcPr>
+            <w:tcW w:w="675" w:type="dxa"/>
+          </w:tcPr>
+          <w:p/>
+        </w:tc>
+        <w:tc>
+          <w:tcPr>
+            <w:tcW w:w="985" w:type="dxa"/>
+          </w:tcPr>
+          <w:p>
+            <w:r>
+              <w:t>D</w:t>
+            </w:r>
+          </w:p>
+        </w:tc>
+        <w:tc>
+          <w:tcPr>
+            <w:tcW w:w="8158" w:type="dxa"/>
+          </w:tcPr>
+          <w:p/>
+        </w:tc>
+      </w:tr>
+      <w:tr>
+        <w:tc>
+          <w:tcPr>
+            <w:tcW w:w="675" w:type="dxa"/>
+          </w:tcPr>
+          <w:p/>
+        </w:tc>
+        <w:tc>
+          <w:tcPr>
+            <w:tcW w:w="985" w:type="dxa"/>
+            <w:shd w:val="clear" w:color="auto" w:fill="00B050"/>
+          </w:tcPr>
+          <w:p/>
+        </w:tc>
+        <w:tc>
+          <w:tcPr>
+            <w:tcW w:w="8158" w:type="dxa"/>
+          </w:tcPr>
+          <w:p/>
+        </w:tc>
+      </w:tr>
+      <w:tr>
+        <w:tc>
+          <w:tcPr>
+            <w:tcW w:w="675" w:type="dxa"/>
+          </w:tcPr>
+          <w:p>
+            <w:r>
+              <w:t>31</w:t>
+            </w:r>
+          </w:p>
+        </w:tc>
+        <w:tc>
+          <w:tcPr>
+            <w:tcW w:w="9143" w:type="dxa"/>
+            <w:gridSpan w:val="2"/>
+          </w:tcPr>
+          <w:p>
+            <w:pPr>
+              <w:tabs>
+                <w:tab w:val="left" w:pos="5387"/>
+              </w:tabs>
+              <w:spacing w:after="160" w:line="259" w:lineRule="auto"/>
+              <w:contextualSpacing/>
+              <w:rPr>
+                <w:rFonts w:ascii="Arial" w:eastAsia="Times New Roman" w:hAnsi="Arial" w:cs="Arial"/>
+                <w:lang w:val="en-ID"/>
+              </w:rPr>
+            </w:pPr>
+          </w:p>
+        </w:tc>
+      </w:tr>
+      <w:tr>
+        <w:tc>
+          <w:tcPr>
+            <w:tcW w:w="675" w:type="dxa"/>
+          </w:tcPr>
+          <w:p/>
+        </w:tc>
+        <w:tc>
+          <w:tcPr>
+            <w:tcW w:w="985" w:type="dxa"/>
+          </w:tcPr>
+          <w:p>
+            <w:r>
+              <w:t>A</w:t>
+            </w:r>
+          </w:p>
+        </w:tc>
+        <w:tc>
+          <w:tcPr>
+            <w:tcW w:w="8158" w:type="dxa"/>
+          </w:tcPr>
+          <w:p/>
+        </w:tc>
+      </w:tr>
+      <w:tr>
+        <w:tc>
+          <w:tcPr>
+            <w:tcW w:w="675" w:type="dxa"/>
+          </w:tcPr>
+          <w:p/>
+        </w:tc>
+        <w:tc>
+          <w:tcPr>
+            <w:tcW w:w="985" w:type="dxa"/>
+          </w:tcPr>
+          <w:p>
+            <w:r>
+              <w:t>B</w:t>
+            </w:r>
+          </w:p>
+        </w:tc>
+        <w:tc>
+          <w:tcPr>
+            <w:tcW w:w="8158" w:type="dxa"/>
+          </w:tcPr>
+          <w:p/>
+        </w:tc>
+      </w:tr>
+      <w:tr>
+        <w:tc>
+          <w:tcPr>
+            <w:tcW w:w="675" w:type="dxa"/>
+          </w:tcPr>
+          <w:p/>
+        </w:tc>
+        <w:tc>
+          <w:tcPr>
+            <w:tcW w:w="985" w:type="dxa"/>
+          </w:tcPr>
+          <w:p>
+            <w:r>
+              <w:t>C</w:t>
+            </w:r>
+          </w:p>
+        </w:tc>
+        <w:tc>
+          <w:tcPr>
+            <w:tcW w:w="8158" w:type="dxa"/>
+          </w:tcPr>
+          <w:p/>
+        </w:tc>
+      </w:tr>
+      <w:tr>
+        <w:tc>
+          <w:tcPr>
+            <w:tcW w:w="675" w:type="dxa"/>
+          </w:tcPr>
+          <w:p/>
+        </w:tc>
+        <w:tc>
+          <w:tcPr>
+            <w:tcW w:w="985" w:type="dxa"/>
+          </w:tcPr>
+          <w:p>
+            <w:r>
+              <w:t>D</w:t>
+            </w:r>
+          </w:p>
+        </w:tc>
+        <w:tc>
+          <w:tcPr>
+            <w:tcW w:w="8158" w:type="dxa"/>
+          </w:tcPr>
+          <w:p/>
+        </w:tc>
+      </w:tr>
+      <w:tr>
+        <w:tc>
+          <w:tcPr>
+            <w:tcW w:w="675" w:type="dxa"/>
+          </w:tcPr>
+          <w:p/>
+        </w:tc>
+        <w:tc>
+          <w:tcPr>
+            <w:tcW w:w="985" w:type="dxa"/>
+            <w:shd w:val="clear" w:color="auto" w:fill="00B050"/>
+          </w:tcPr>
+          <w:p/>
+        </w:tc>
+        <w:tc>
+          <w:tcPr>
+            <w:tcW w:w="8158" w:type="dxa"/>
+          </w:tcPr>
+          <w:p/>
+        </w:tc>
+      </w:tr>
+      <w:tr>
+        <w:tc>
+          <w:tcPr>
+            <w:tcW w:w="675" w:type="dxa"/>
+          </w:tcPr>
+          <w:p>
+            <w:r>
+              <w:t>32</w:t>
+            </w:r>
+          </w:p>
+        </w:tc>
+        <w:tc>
+          <w:tcPr>
+            <w:tcW w:w="9143" w:type="dxa"/>
+            <w:gridSpan w:val="2"/>
+          </w:tcPr>
+          <w:p>
+            <w:pPr>
+              <w:tabs>
+                <w:tab w:val="left" w:pos="5387"/>
+              </w:tabs>
+              <w:spacing w:after="160" w:line="259" w:lineRule="auto"/>
+              <w:contextualSpacing/>
+              <w:rPr>
+                <w:rFonts w:ascii="Arial" w:eastAsia="Times New Roman" w:hAnsi="Arial" w:cs="Arial"/>
+                <w:lang w:val="en-ID"/>
+              </w:rPr>
+            </w:pPr>
+          </w:p>
+        </w:tc>
+      </w:tr>
+      <w:tr>
+        <w:tc>
+          <w:tcPr>
+            <w:tcW w:w="675" w:type="dxa"/>
+          </w:tcPr>
+          <w:p/>
+        </w:tc>
+        <w:tc>
+          <w:tcPr>
+            <w:tcW w:w="985" w:type="dxa"/>
+          </w:tcPr>
+          <w:p>
+            <w:r>
+              <w:t>A</w:t>
+            </w:r>
+          </w:p>
+        </w:tc>
+        <w:tc>
+          <w:tcPr>
+            <w:tcW w:w="8158" w:type="dxa"/>
+          </w:tcPr>
+          <w:p/>
+        </w:tc>
+      </w:tr>
+      <w:tr>
+        <w:tc>
+          <w:tcPr>
+            <w:tcW w:w="675" w:type="dxa"/>
+          </w:tcPr>
+          <w:p/>
+        </w:tc>
+        <w:tc>
+          <w:tcPr>
+            <w:tcW w:w="985" w:type="dxa"/>
+          </w:tcPr>
+          <w:p>
+            <w:r>
+              <w:t>B</w:t>
+            </w:r>
+          </w:p>
+        </w:tc>
+        <w:tc>
+          <w:tcPr>
+            <w:tcW w:w="8158" w:type="dxa"/>
+          </w:tcPr>
+          <w:p/>
+        </w:tc>
+      </w:tr>
+      <w:tr>
+        <w:tc>
+          <w:tcPr>
+            <w:tcW w:w="675" w:type="dxa"/>
+          </w:tcPr>
+          <w:p/>
+        </w:tc>
+        <w:tc>
+          <w:tcPr>
+            <w:tcW w:w="985" w:type="dxa"/>
+          </w:tcPr>
+          <w:p>
+            <w:r>
+              <w:t>C</w:t>
+            </w:r>
+          </w:p>
+        </w:tc>
+        <w:tc>
+          <w:tcPr>
+            <w:tcW w:w="8158" w:type="dxa"/>
+          </w:tcPr>
+          <w:p/>
+        </w:tc>
+      </w:tr>
+      <w:tr>
+        <w:tc>
+          <w:tcPr>
+            <w:tcW w:w="675" w:type="dxa"/>
+          </w:tcPr>
+          <w:p/>
+        </w:tc>
+        <w:tc>
+          <w:tcPr>
+            <w:tcW w:w="985" w:type="dxa"/>
+          </w:tcPr>
+          <w:p>
+            <w:r>
+              <w:t>D</w:t>
+            </w:r>
+          </w:p>
+        </w:tc>
+        <w:tc>
+          <w:tcPr>
+            <w:tcW w:w="8158" w:type="dxa"/>
+          </w:tcPr>
+          <w:p/>
+        </w:tc>
+      </w:tr>
+      <w:tr>
+        <w:tc>
+          <w:tcPr>
+            <w:tcW w:w="675" w:type="dxa"/>
+          </w:tcPr>
+          <w:p/>
+        </w:tc>
+        <w:tc>
+          <w:tcPr>
+            <w:tcW w:w="985" w:type="dxa"/>
+            <w:shd w:val="clear" w:color="auto" w:fill="00B050"/>
+          </w:tcPr>
+          <w:p/>
+        </w:tc>
+        <w:tc>
+          <w:tcPr>
+            <w:tcW w:w="8158" w:type="dxa"/>
+          </w:tcPr>
+          <w:p/>
+        </w:tc>
+      </w:tr>
+      <w:tr>
+        <w:tc>
+          <w:tcPr>
+            <w:tcW w:w="675" w:type="dxa"/>
+          </w:tcPr>
+          <w:p>
+            <w:r>
+              <w:t>33</w:t>
+            </w:r>
+          </w:p>
+        </w:tc>
+        <w:tc>
+          <w:tcPr>
+            <w:tcW w:w="9143" w:type="dxa"/>
+            <w:gridSpan w:val="2"/>
+          </w:tcPr>
+          <w:p>
+            <w:pPr>
+              <w:tabs>
+                <w:tab w:val="left" w:pos="5387"/>
+              </w:tabs>
+              <w:spacing w:after="160" w:line="259" w:lineRule="auto"/>
+              <w:contextualSpacing/>
+              <w:rPr>
+                <w:rFonts w:ascii="Arial" w:eastAsia="Times New Roman" w:hAnsi="Arial" w:cs="Arial"/>
+                <w:lang w:val="en-ID"/>
+              </w:rPr>
+            </w:pPr>
+          </w:p>
+        </w:tc>
+      </w:tr>
+      <w:tr>
+        <w:tc>
+          <w:tcPr>
+            <w:tcW w:w="675" w:type="dxa"/>
+          </w:tcPr>
+          <w:p/>
+        </w:tc>
+        <w:tc>
+          <w:tcPr>
+            <w:tcW w:w="985" w:type="dxa"/>
+          </w:tcPr>
+          <w:p>
+            <w:r>
+              <w:t>A</w:t>
+            </w:r>
+          </w:p>
+        </w:tc>
+        <w:tc>
+          <w:tcPr>
+            <w:tcW w:w="8158" w:type="dxa"/>
+          </w:tcPr>
+          <w:p/>
+        </w:tc>
+      </w:tr>
+      <w:tr>
+        <w:tc>
+          <w:tcPr>
+            <w:tcW w:w="675" w:type="dxa"/>
+          </w:tcPr>
+          <w:p/>
+        </w:tc>
+        <w:tc>
+          <w:tcPr>
+            <w:tcW w:w="985" w:type="dxa"/>
+          </w:tcPr>
+          <w:p>
+            <w:r>
+              <w:t>B</w:t>
+            </w:r>
+          </w:p>
+        </w:tc>
+        <w:tc>
+          <w:tcPr>
+            <w:tcW w:w="8158" w:type="dxa"/>
+          </w:tcPr>
+          <w:p/>
+        </w:tc>
+      </w:tr>
+      <w:tr>
+        <w:tc>
+          <w:tcPr>
+            <w:tcW w:w="675" w:type="dxa"/>
+          </w:tcPr>
+          <w:p/>
+        </w:tc>
+        <w:tc>
+          <w:tcPr>
+            <w:tcW w:w="985" w:type="dxa"/>
+          </w:tcPr>
+          <w:p>
+            <w:r>
+              <w:t>C</w:t>
+            </w:r>
+          </w:p>
+        </w:tc>
+        <w:tc>
+          <w:tcPr>
+            <w:tcW w:w="8158" w:type="dxa"/>
+          </w:tcPr>
+          <w:p/>
+        </w:tc>
+      </w:tr>
+      <w:tr>
+        <w:tc>
+          <w:tcPr>
+            <w:tcW w:w="675" w:type="dxa"/>
+          </w:tcPr>
+          <w:p/>
+        </w:tc>
+        <w:tc>
+          <w:tcPr>
+            <w:tcW w:w="985" w:type="dxa"/>
+          </w:tcPr>
+          <w:p>
+            <w:r>
+              <w:t>D</w:t>
+            </w:r>
+          </w:p>
+        </w:tc>
+        <w:tc>
+          <w:tcPr>
+            <w:tcW w:w="8158" w:type="dxa"/>
+          </w:tcPr>
+          <w:p/>
+        </w:tc>
+      </w:tr>
+      <w:tr>
+        <w:tc>
+          <w:tcPr>
+            <w:tcW w:w="675" w:type="dxa"/>
+          </w:tcPr>
+          <w:p/>
+        </w:tc>
+        <w:tc>
+          <w:tcPr>
+            <w:tcW w:w="985" w:type="dxa"/>
+            <w:shd w:val="clear" w:color="auto" w:fill="00B050"/>
+          </w:tcPr>
+          <w:p/>
+        </w:tc>
+        <w:tc>
+          <w:tcPr>
+            <w:tcW w:w="8158" w:type="dxa"/>
+          </w:tcPr>
+          <w:p/>
+        </w:tc>
+      </w:tr>
+      <w:tr>
+        <w:tc>
+          <w:tcPr>
+            <w:tcW w:w="675" w:type="dxa"/>
+          </w:tcPr>
+          <w:p>
+            <w:r>
+              <w:t>34</w:t>
+            </w:r>
+          </w:p>
+        </w:tc>
+        <w:tc>
+          <w:tcPr>
+            <w:tcW w:w="9143" w:type="dxa"/>
+            <w:gridSpan w:val="2"/>
+          </w:tcPr>
+          <w:p>
+            <w:pPr>
+              <w:tabs>
+                <w:tab w:val="left" w:pos="5387"/>
+              </w:tabs>
+              <w:spacing w:after="160" w:line="259" w:lineRule="auto"/>
+              <w:contextualSpacing/>
+              <w:rPr>
+                <w:rFonts w:ascii="Arial" w:eastAsia="Times New Roman" w:hAnsi="Arial" w:cs="Arial"/>
+                <w:lang w:val="en-ID"/>
+              </w:rPr>
+            </w:pPr>
+          </w:p>
+        </w:tc>
+      </w:tr>
+      <w:tr>
+        <w:tc>
+          <w:tcPr>
+            <w:tcW w:w="675" w:type="dxa"/>
+          </w:tcPr>
+          <w:p/>
+        </w:tc>
+        <w:tc>
+          <w:tcPr>
+            <w:tcW w:w="985" w:type="dxa"/>
+          </w:tcPr>
+          <w:p>
+            <w:r>
+              <w:t>A</w:t>
+            </w:r>
+          </w:p>
+        </w:tc>
+        <w:tc>
+          <w:tcPr>
+            <w:tcW w:w="8158" w:type="dxa"/>
+          </w:tcPr>
+          <w:p/>
+        </w:tc>
+      </w:tr>
+      <w:tr>
+        <w:tc>
+          <w:tcPr>
+            <w:tcW w:w="675" w:type="dxa"/>
+          </w:tcPr>
+          <w:p/>
+        </w:tc>
+        <w:tc>
+          <w:tcPr>
+            <w:tcW w:w="985" w:type="dxa"/>
+          </w:tcPr>
+          <w:p>
+            <w:r>
+              <w:t>B</w:t>
+            </w:r>
+          </w:p>
+        </w:tc>
+        <w:tc>
+          <w:tcPr>
+            <w:tcW w:w="8158" w:type="dxa"/>
+          </w:tcPr>
+          <w:p/>
+        </w:tc>
+      </w:tr>
+      <w:tr>
+        <w:tc>
+          <w:tcPr>
+            <w:tcW w:w="675" w:type="dxa"/>
+          </w:tcPr>
+          <w:p/>
+        </w:tc>
+        <w:tc>
+          <w:tcPr>
+            <w:tcW w:w="985" w:type="dxa"/>
+          </w:tcPr>
+          <w:p>
+            <w:r>
+              <w:t>C</w:t>
+            </w:r>
+          </w:p>
+        </w:tc>
+        <w:tc>
+          <w:tcPr>
+            <w:tcW w:w="8158" w:type="dxa"/>
+          </w:tcPr>
+          <w:p/>
+        </w:tc>
+      </w:tr>
+      <w:tr>
+        <w:tc>
+          <w:tcPr>
+            <w:tcW w:w="675" w:type="dxa"/>
+          </w:tcPr>
+          <w:p/>
+        </w:tc>
+        <w:tc>
+          <w:tcPr>
+            <w:tcW w:w="985" w:type="dxa"/>
+          </w:tcPr>
+          <w:p>
+            <w:r>
+              <w:t>D</w:t>
+            </w:r>
+          </w:p>
+        </w:tc>
+        <w:tc>
+          <w:tcPr>
+            <w:tcW w:w="8158" w:type="dxa"/>
+          </w:tcPr>
+          <w:p/>
+        </w:tc>
+      </w:tr>
+      <w:tr>
+        <w:tc>
+          <w:tcPr>
+            <w:tcW w:w="675" w:type="dxa"/>
+          </w:tcPr>
+          <w:p/>
+        </w:tc>
+        <w:tc>
+          <w:tcPr>
+            <w:tcW w:w="985" w:type="dxa"/>
+            <w:shd w:val="clear" w:color="auto" w:fill="00B050"/>
+          </w:tcPr>
+          <w:p/>
+        </w:tc>
+        <w:tc>
+          <w:tcPr>
+            <w:tcW w:w="8158" w:type="dxa"/>
+          </w:tcPr>
+          <w:p/>
+        </w:tc>
+      </w:tr>
+      <w:tr>
+        <w:tc>
+          <w:tcPr>
+            <w:tcW w:w="675" w:type="dxa"/>
+          </w:tcPr>
+          <w:p>
+            <w:r>
+              <w:t>35</w:t>
+            </w:r>
+          </w:p>
+        </w:tc>
+        <w:tc>
+          <w:tcPr>
+            <w:tcW w:w="9143" w:type="dxa"/>
+            <w:gridSpan w:val="2"/>
+          </w:tcPr>
+          <w:p>
+            <w:pPr>
+              <w:tabs>
+                <w:tab w:val="left" w:pos="5387"/>
+              </w:tabs>
+              <w:spacing w:after="160" w:line="259" w:lineRule="auto"/>
+              <w:contextualSpacing/>
+              <w:rPr>
+                <w:rFonts w:ascii="Arial" w:eastAsia="Times New Roman" w:hAnsi="Arial" w:cs="Arial"/>
+                <w:lang w:val="en-ID"/>
+              </w:rPr>
+            </w:pPr>
+          </w:p>
+        </w:tc>
+      </w:tr>
+      <w:tr>
+        <w:tc>
+          <w:tcPr>
+            <w:tcW w:w="675" w:type="dxa"/>
+          </w:tcPr>
+          <w:p/>
+        </w:tc>
+        <w:tc>
+          <w:tcPr>
+            <w:tcW w:w="985" w:type="dxa"/>
+          </w:tcPr>
+          <w:p>
+            <w:r>
+              <w:t>A</w:t>
+            </w:r>
+          </w:p>
+        </w:tc>
+        <w:tc>
+          <w:tcPr>
+            <w:tcW w:w="8158" w:type="dxa"/>
+          </w:tcPr>
+          <w:p/>
+        </w:tc>
+      </w:tr>
+      <w:tr>
+        <w:tc>
+          <w:tcPr>
+            <w:tcW w:w="675" w:type="dxa"/>
+          </w:tcPr>
+          <w:p/>
+        </w:tc>
+        <w:tc>
+          <w:tcPr>
+            <w:tcW w:w="985" w:type="dxa"/>
+          </w:tcPr>
+          <w:p>
+            <w:r>
+              <w:t>B</w:t>
+            </w:r>
+          </w:p>
+        </w:tc>
+        <w:tc>
+          <w:tcPr>
+            <w:tcW w:w="8158" w:type="dxa"/>
+          </w:tcPr>
+          <w:p/>
+        </w:tc>
+      </w:tr>
+      <w:tr>
+        <w:tc>
+          <w:tcPr>
+            <w:tcW w:w="675" w:type="dxa"/>
+          </w:tcPr>
+          <w:p/>
+        </w:tc>
+        <w:tc>
+          <w:tcPr>
+            <w:tcW w:w="985" w:type="dxa"/>
+          </w:tcPr>
+          <w:p>
+            <w:r>
+              <w:t>C</w:t>
+            </w:r>
+          </w:p>
+        </w:tc>
+        <w:tc>
+          <w:tcPr>
+            <w:tcW w:w="8158" w:type="dxa"/>
+          </w:tcPr>
+          <w:p/>
+        </w:tc>
+      </w:tr>
+      <w:tr>
+        <w:tc>
+          <w:tcPr>
+            <w:tcW w:w="675" w:type="dxa"/>
+          </w:tcPr>
+          <w:p/>
+        </w:tc>
+        <w:tc>
+          <w:tcPr>
+            <w:tcW w:w="985" w:type="dxa"/>
+          </w:tcPr>
+          <w:p>
+            <w:r>
+              <w:t>D</w:t>
+            </w:r>
+          </w:p>
+        </w:tc>
+        <w:tc>
+          <w:tcPr>
+            <w:tcW w:w="8158" w:type="dxa"/>
+          </w:tcPr>
+          <w:p/>
+        </w:tc>
+      </w:tr>
+      <w:tr>
+        <w:tc>
+          <w:tcPr>
+            <w:tcW w:w="675" w:type="dxa"/>
+          </w:tcPr>
+          <w:p/>
+        </w:tc>
+        <w:tc>
+          <w:tcPr>
+            <w:tcW w:w="985" w:type="dxa"/>
+            <w:shd w:val="clear" w:color="auto" w:fill="00B050"/>
+          </w:tcPr>
+          <w:p>
+            <w:r>
+              <w:t>A</w:t>
+            </w:r>
+          </w:p>
+        </w:tc>
+        <w:tc>
+          <w:tcPr>
+            <w:tcW w:w="8158" w:type="dxa"/>
+          </w:tcPr>
+          <w:p/>
+        </w:tc>
+      </w:tr>
+      <w:tr>
+        <w:tc>
+          <w:tcPr>
+            <w:tcW w:w="675" w:type="dxa"/>
+          </w:tcPr>
+          <w:p>
+            <w:r>
+              <w:t>36</w:t>
+            </w:r>
+          </w:p>
+        </w:tc>
+        <w:tc>
+          <w:tcPr>
+            <w:tcW w:w="9143" w:type="dxa"/>
+            <w:gridSpan w:val="2"/>
+          </w:tcPr>
+          <w:p>
+            <w:pPr>
+              <w:tabs>
+                <w:tab w:val="left" w:pos="5387"/>
+              </w:tabs>
+              <w:spacing w:after="160" w:line="259" w:lineRule="auto"/>
+              <w:contextualSpacing/>
+              <w:rPr>
+                <w:rFonts w:ascii="Arial" w:eastAsia="Times New Roman" w:hAnsi="Arial" w:cs="Arial"/>
+                <w:lang w:val="en-ID"/>
+              </w:rPr>
+            </w:pPr>
+          </w:p>
+        </w:tc>
+      </w:tr>
+      <w:tr>
+        <w:tc>
+          <w:tcPr>
+            <w:tcW w:w="675" w:type="dxa"/>
+          </w:tcPr>
+          <w:p/>
+        </w:tc>
+        <w:tc>
+          <w:tcPr>
+            <w:tcW w:w="985" w:type="dxa"/>
+          </w:tcPr>
+          <w:p>
+            <w:r>
+              <w:t>A</w:t>
+            </w:r>
+          </w:p>
+        </w:tc>
+        <w:tc>
+          <w:tcPr>
+            <w:tcW w:w="8158" w:type="dxa"/>
+          </w:tcPr>
+          <w:p/>
+        </w:tc>
+      </w:tr>
+      <w:tr>
+        <w:tc>
+          <w:tcPr>
+            <w:tcW w:w="675" w:type="dxa"/>
+          </w:tcPr>
+          <w:p/>
+        </w:tc>
+        <w:tc>
+          <w:tcPr>
+            <w:tcW w:w="985" w:type="dxa"/>
+          </w:tcPr>
+          <w:p>
+            <w:r>
+              <w:t>B</w:t>
+            </w:r>
+          </w:p>
+        </w:tc>
+        <w:tc>
+          <w:tcPr>
+            <w:tcW w:w="8158" w:type="dxa"/>
+          </w:tcPr>
+          <w:p/>
+        </w:tc>
+      </w:tr>
+      <w:tr>
+        <w:tc>
+          <w:tcPr>
+            <w:tcW w:w="675" w:type="dxa"/>
+          </w:tcPr>
+          <w:p/>
+        </w:tc>
+        <w:tc>
+          <w:tcPr>
+            <w:tcW w:w="985" w:type="dxa"/>
+          </w:tcPr>
+          <w:p>
+            <w:r>
+              <w:t>C</w:t>
+            </w:r>
+          </w:p>
+        </w:tc>
+        <w:tc>
+          <w:tcPr>
+            <w:tcW w:w="8158" w:type="dxa"/>
+          </w:tcPr>
+          <w:p/>
+        </w:tc>
+      </w:tr>
+      <w:tr>
+        <w:tc>
+          <w:tcPr>
+            <w:tcW w:w="675" w:type="dxa"/>
+          </w:tcPr>
+          <w:p/>
+        </w:tc>
+        <w:tc>
+          <w:tcPr>
+            <w:tcW w:w="985" w:type="dxa"/>
+          </w:tcPr>
+          <w:p>
+            <w:r>
+              <w:t>D</w:t>
+            </w:r>
+          </w:p>
+        </w:tc>
+        <w:tc>
+          <w:tcPr>
+            <w:tcW w:w="8158" w:type="dxa"/>
+          </w:tcPr>
+          <w:p/>
+        </w:tc>
+      </w:tr>
+      <w:tr>
+        <w:tc>
+          <w:tcPr>
+            <w:tcW w:w="675" w:type="dxa"/>
+          </w:tcPr>
+          <w:p/>
+        </w:tc>
+        <w:tc>
+          <w:tcPr>
+            <w:tcW w:w="985" w:type="dxa"/>
+            <w:shd w:val="clear" w:color="auto" w:fill="00B050"/>
+          </w:tcPr>
+          <w:p/>
+        </w:tc>
+        <w:tc>
+          <w:tcPr>
+            <w:tcW w:w="8158" w:type="dxa"/>
+          </w:tcPr>
+          <w:p/>
+        </w:tc>
+      </w:tr>
+      <w:tr>
+        <w:tc>
+          <w:tcPr>
+            <w:tcW w:w="675" w:type="dxa"/>
+          </w:tcPr>
+          <w:p>
+            <w:r>
+              <w:t>37</w:t>
+            </w:r>
+          </w:p>
+        </w:tc>
+        <w:tc>
+          <w:tcPr>
+            <w:tcW w:w="9143" w:type="dxa"/>
+            <w:gridSpan w:val="2"/>
+          </w:tcPr>
+          <w:p>
+            <w:pPr>
+              <w:tabs>
+                <w:tab w:val="left" w:pos="5387"/>
+              </w:tabs>
+              <w:spacing w:after="160" w:line="259" w:lineRule="auto"/>
+              <w:contextualSpacing/>
+              <w:rPr>
+                <w:rFonts w:ascii="Arial" w:eastAsia="Times New Roman" w:hAnsi="Arial" w:cs="Arial"/>
+                <w:lang w:val="en-ID"/>
+              </w:rPr>
+            </w:pPr>
+          </w:p>
+        </w:tc>
+      </w:tr>
+      <w:tr>
+        <w:tc>
+          <w:tcPr>
+            <w:tcW w:w="675" w:type="dxa"/>
+          </w:tcPr>
+          <w:p/>
+        </w:tc>
+        <w:tc>
+          <w:tcPr>
+            <w:tcW w:w="985" w:type="dxa"/>
+          </w:tcPr>
+          <w:p>
+            <w:r>
+              <w:t>A</w:t>
+            </w:r>
+          </w:p>
+        </w:tc>
+        <w:tc>
+          <w:tcPr>
+            <w:tcW w:w="8158" w:type="dxa"/>
+          </w:tcPr>
+          <w:p/>
+        </w:tc>
+      </w:tr>
+      <w:tr>
+        <w:tc>
+          <w:tcPr>
+            <w:tcW w:w="675" w:type="dxa"/>
+          </w:tcPr>
+          <w:p/>
+        </w:tc>
+        <w:tc>
+          <w:tcPr>
+            <w:tcW w:w="985" w:type="dxa"/>
+          </w:tcPr>
+          <w:p>
+            <w:r>
+              <w:t>B</w:t>
+            </w:r>
+          </w:p>
+        </w:tc>
+        <w:tc>
+          <w:tcPr>
+            <w:tcW w:w="8158" w:type="dxa"/>
+          </w:tcPr>
+          <w:p/>
+        </w:tc>
+      </w:tr>
+      <w:tr>
+        <w:tc>
+          <w:tcPr>
+            <w:tcW w:w="675" w:type="dxa"/>
+          </w:tcPr>
+          <w:p/>
+        </w:tc>
+        <w:tc>
+          <w:tcPr>
+            <w:tcW w:w="985" w:type="dxa"/>
+          </w:tcPr>
+          <w:p>
+            <w:r>
+              <w:t>C</w:t>
+            </w:r>
+          </w:p>
+        </w:tc>
+        <w:tc>
+          <w:tcPr>
+            <w:tcW w:w="8158" w:type="dxa"/>
+          </w:tcPr>
+          <w:p/>
+        </w:tc>
+      </w:tr>
+      <w:tr>
+        <w:tc>
+          <w:tcPr>
+            <w:tcW w:w="675" w:type="dxa"/>
+          </w:tcPr>
+          <w:p/>
+        </w:tc>
+        <w:tc>
+          <w:tcPr>
+            <w:tcW w:w="985" w:type="dxa"/>
+          </w:tcPr>
+          <w:p>
+            <w:r>
+              <w:t>D</w:t>
+            </w:r>
+          </w:p>
+        </w:tc>
+        <w:tc>
+          <w:tcPr>
+            <w:tcW w:w="8158" w:type="dxa"/>
+          </w:tcPr>
+          <w:p/>
+        </w:tc>
+      </w:tr>
+      <w:tr>
+        <w:tc>
+          <w:tcPr>
+            <w:tcW w:w="675" w:type="dxa"/>
+          </w:tcPr>
+          <w:p/>
+        </w:tc>
+        <w:tc>
+          <w:tcPr>
+            <w:tcW w:w="985" w:type="dxa"/>
+            <w:shd w:val="clear" w:color="auto" w:fill="00B050"/>
+          </w:tcPr>
+          <w:p/>
+        </w:tc>
+        <w:tc>
+          <w:tcPr>
+            <w:tcW w:w="8158" w:type="dxa"/>
+          </w:tcPr>
+          <w:p/>
+        </w:tc>
+      </w:tr>
+      <w:tr>
+        <w:tc>
+          <w:tcPr>
+            <w:tcW w:w="675" w:type="dxa"/>
+          </w:tcPr>
+          <w:p>
+            <w:r>
+              <w:t>38</w:t>
+            </w:r>
+          </w:p>
+        </w:tc>
+        <w:tc>
+          <w:tcPr>
+            <w:tcW w:w="9143" w:type="dxa"/>
+            <w:gridSpan w:val="2"/>
+          </w:tcPr>
+          <w:p>
+            <w:pPr>
+              <w:tabs>
+                <w:tab w:val="left" w:pos="5387"/>
+              </w:tabs>
+              <w:spacing w:after="160" w:line="259" w:lineRule="auto"/>
+              <w:contextualSpacing/>
+              <w:rPr>
+                <w:rFonts w:ascii="Arial" w:eastAsia="Times New Roman" w:hAnsi="Arial" w:cs="Arial"/>
+                <w:lang w:val="en-ID"/>
+              </w:rPr>
+            </w:pPr>
+          </w:p>
+        </w:tc>
+      </w:tr>
+      <w:tr>
+        <w:tc>
+          <w:tcPr>
+            <w:tcW w:w="675" w:type="dxa"/>
+          </w:tcPr>
+          <w:p/>
+        </w:tc>
+        <w:tc>
+          <w:tcPr>
+            <w:tcW w:w="985" w:type="dxa"/>
+          </w:tcPr>
+          <w:p>
+            <w:r>
+              <w:t>A</w:t>
+            </w:r>
+          </w:p>
+        </w:tc>
+        <w:tc>
+          <w:tcPr>
+            <w:tcW w:w="8158" w:type="dxa"/>
+          </w:tcPr>
+          <w:p/>
+        </w:tc>
+      </w:tr>
+      <w:tr>
+        <w:tc>
+          <w:tcPr>
+            <w:tcW w:w="675" w:type="dxa"/>
+          </w:tcPr>
+          <w:p/>
+        </w:tc>
+        <w:tc>
+          <w:tcPr>
+            <w:tcW w:w="985" w:type="dxa"/>
+          </w:tcPr>
+          <w:p>
+            <w:r>
+              <w:t>B</w:t>
+            </w:r>
+          </w:p>
+        </w:tc>
+        <w:tc>
+          <w:tcPr>
+            <w:tcW w:w="8158" w:type="dxa"/>
+          </w:tcPr>
+          <w:p/>
+        </w:tc>
+      </w:tr>
+      <w:tr>
+        <w:tc>
+          <w:tcPr>
+            <w:tcW w:w="675" w:type="dxa"/>
+          </w:tcPr>
+          <w:p/>
+        </w:tc>
+        <w:tc>
+          <w:tcPr>
+            <w:tcW w:w="985" w:type="dxa"/>
+          </w:tcPr>
+          <w:p>
+            <w:r>
+              <w:t>C</w:t>
+            </w:r>
+          </w:p>
+        </w:tc>
+        <w:tc>
+          <w:tcPr>
+            <w:tcW w:w="8158" w:type="dxa"/>
+          </w:tcPr>
+          <w:p/>
+        </w:tc>
+      </w:tr>
+      <w:tr>
+        <w:tc>
+          <w:tcPr>
+            <w:tcW w:w="675" w:type="dxa"/>
+          </w:tcPr>
+          <w:p/>
+        </w:tc>
+        <w:tc>
+          <w:tcPr>
+            <w:tcW w:w="985" w:type="dxa"/>
+          </w:tcPr>
+          <w:p>
+            <w:r>
+              <w:t>D</w:t>
+            </w:r>
+          </w:p>
+        </w:tc>
+        <w:tc>
+          <w:tcPr>
+            <w:tcW w:w="8158" w:type="dxa"/>
+          </w:tcPr>
+          <w:p/>
+        </w:tc>
+      </w:tr>
+      <w:tr>
+        <w:tc>
+          <w:tcPr>
+            <w:tcW w:w="675" w:type="dxa"/>
+          </w:tcPr>
+          <w:p/>
+        </w:tc>
+        <w:tc>
+          <w:tcPr>
+            <w:tcW w:w="985" w:type="dxa"/>
+            <w:shd w:val="clear" w:color="auto" w:fill="00B050"/>
+          </w:tcPr>
+          <w:p/>
+        </w:tc>
+        <w:tc>
+          <w:tcPr>
+            <w:tcW w:w="8158" w:type="dxa"/>
+          </w:tcPr>
+          <w:p/>
+        </w:tc>
+      </w:tr>
+      <w:tr>
+        <w:tc>
+          <w:tcPr>
+            <w:tcW w:w="675" w:type="dxa"/>
+          </w:tcPr>
+          <w:p>
+            <w:r>
+              <w:t>39</w:t>
+            </w:r>
+          </w:p>
+        </w:tc>
+        <w:tc>
+          <w:tcPr>
+            <w:tcW w:w="9143" w:type="dxa"/>
+            <w:gridSpan w:val="2"/>
+          </w:tcPr>
+          <w:p>
+            <w:pPr>
+              <w:tabs>
+                <w:tab w:val="left" w:pos="5387"/>
+              </w:tabs>
+              <w:spacing w:after="160" w:line="259" w:lineRule="auto"/>
+              <w:contextualSpacing/>
+              <w:rPr>
+                <w:rFonts w:ascii="Arial" w:eastAsia="Times New Roman" w:hAnsi="Arial" w:cs="Arial"/>
+                <w:lang w:val="en-ID"/>
+              </w:rPr>
+            </w:pPr>
+          </w:p>
+        </w:tc>
+      </w:tr>
+      <w:tr>
+        <w:tc>
+          <w:tcPr>
+            <w:tcW w:w="675" w:type="dxa"/>
+          </w:tcPr>
+          <w:p/>
+        </w:tc>
+        <w:tc>
+          <w:tcPr>
+            <w:tcW w:w="985" w:type="dxa"/>
+          </w:tcPr>
+          <w:p>
+            <w:r>
+              <w:t>A</w:t>
+            </w:r>
+          </w:p>
+        </w:tc>
+        <w:tc>
+          <w:tcPr>
+            <w:tcW w:w="8158" w:type="dxa"/>
+          </w:tcPr>
+          <w:p/>
+        </w:tc>
+      </w:tr>
+      <w:tr>
+        <w:tc>
+          <w:tcPr>
+            <w:tcW w:w="675" w:type="dxa"/>
+          </w:tcPr>
+          <w:p/>
+        </w:tc>
+        <w:tc>
+          <w:tcPr>
+            <w:tcW w:w="985" w:type="dxa"/>
+          </w:tcPr>
+          <w:p>
+            <w:r>
+              <w:t>B</w:t>
+            </w:r>
+          </w:p>
+        </w:tc>
+        <w:tc>
+          <w:tcPr>
+            <w:tcW w:w="8158" w:type="dxa"/>
+          </w:tcPr>
+          <w:p/>
+        </w:tc>
+      </w:tr>
+      <w:tr>
+        <w:tc>
+          <w:tcPr>
+            <w:tcW w:w="675" w:type="dxa"/>
+          </w:tcPr>
+          <w:p/>
+        </w:tc>
+        <w:tc>
+          <w:tcPr>
+            <w:tcW w:w="985" w:type="dxa"/>
+          </w:tcPr>
+          <w:p>
+            <w:r>
+              <w:t>C</w:t>
+            </w:r>
+          </w:p>
+        </w:tc>
+        <w:tc>
+          <w:tcPr>
+            <w:tcW w:w="8158" w:type="dxa"/>
+          </w:tcPr>
+          <w:p/>
+        </w:tc>
+      </w:tr>
+      <w:tr>
+        <w:tc>
+          <w:tcPr>
+            <w:tcW w:w="675" w:type="dxa"/>
+          </w:tcPr>
+          <w:p/>
+        </w:tc>
+        <w:tc>
+          <w:tcPr>
+            <w:tcW w:w="985" w:type="dxa"/>
+          </w:tcPr>
+          <w:p>
+            <w:r>
+              <w:t>D</w:t>
+            </w:r>
+          </w:p>
+        </w:tc>
+        <w:tc>
+          <w:tcPr>
+            <w:tcW w:w="8158" w:type="dxa"/>
+          </w:tcPr>
+          <w:p/>
+        </w:tc>
+      </w:tr>
+      <w:tr>
+        <w:tc>
+          <w:tcPr>
+            <w:tcW w:w="675" w:type="dxa"/>
+          </w:tcPr>
+          <w:p/>
+        </w:tc>
+        <w:tc>
+          <w:tcPr>
+            <w:tcW w:w="985" w:type="dxa"/>
+            <w:shd w:val="clear" w:color="auto" w:fill="00B050"/>
+          </w:tcPr>
+          <w:p/>
+        </w:tc>
+        <w:tc>
+          <w:tcPr>
+            <w:tcW w:w="8158" w:type="dxa"/>
+          </w:tcPr>
+          <w:p/>
+        </w:tc>
+      </w:tr>
+      <w:tr>
+        <w:tc>
+          <w:tcPr>
+            <w:tcW w:w="675" w:type="dxa"/>
+          </w:tcPr>
+          <w:p>
+            <w:r>
+              <w:t>40</w:t>
+            </w:r>
+          </w:p>
+        </w:tc>
+        <w:tc>
+          <w:tcPr>
+            <w:tcW w:w="9143" w:type="dxa"/>
+            <w:gridSpan w:val="2"/>
+          </w:tcPr>
+          <w:p>
+            <w:pPr>
+              <w:tabs>
+                <w:tab w:val="left" w:pos="5387"/>
+              </w:tabs>
+              <w:spacing w:after="160" w:line="259" w:lineRule="auto"/>
+              <w:contextualSpacing/>
+              <w:rPr>
+                <w:rFonts w:ascii="Arial" w:eastAsia="Times New Roman" w:hAnsi="Arial" w:cs="Arial"/>
+                <w:lang w:val="en-ID"/>
+              </w:rPr>
+            </w:pPr>
+          </w:p>
+        </w:tc>
+      </w:tr>
+      <w:tr>
+        <w:tc>
+          <w:tcPr>
+            <w:tcW w:w="675" w:type="dxa"/>
+          </w:tcPr>
+          <w:p/>
+        </w:tc>
+        <w:tc>
+          <w:tcPr>
+            <w:tcW w:w="985" w:type="dxa"/>
+          </w:tcPr>
+          <w:p>
+            <w:r>
+              <w:t>A</w:t>
+            </w:r>
+          </w:p>
+        </w:tc>
+        <w:tc>
+          <w:tcPr>
+            <w:tcW w:w="8158" w:type="dxa"/>
+          </w:tcPr>
+          <w:p/>
+        </w:tc>
+      </w:tr>
+      <w:tr>
+        <w:tc>
+          <w:tcPr>
+            <w:tcW w:w="675" w:type="dxa"/>
+          </w:tcPr>
+          <w:p/>
+        </w:tc>
+        <w:tc>
+          <w:tcPr>
+            <w:tcW w:w="985" w:type="dxa"/>
+          </w:tcPr>
+          <w:p>
+            <w:r>
+              <w:t>B</w:t>
+            </w:r>
+          </w:p>
+        </w:tc>
+        <w:tc>
+          <w:tcPr>
+            <w:tcW w:w="8158" w:type="dxa"/>
+          </w:tcPr>
+          <w:p/>
+        </w:tc>
+      </w:tr>
+      <w:tr>
+        <w:tc>
+          <w:tcPr>
+            <w:tcW w:w="675" w:type="dxa"/>
+          </w:tcPr>
+          <w:p/>
+        </w:tc>
+        <w:tc>
+          <w:tcPr>
+            <w:tcW w:w="985" w:type="dxa"/>
+          </w:tcPr>
+          <w:p>
+            <w:r>
+              <w:t>C</w:t>
+            </w:r>
+          </w:p>
+        </w:tc>
+        <w:tc>
+          <w:tcPr>
+            <w:tcW w:w="8158" w:type="dxa"/>
+          </w:tcPr>
+          <w:p/>
+        </w:tc>
+      </w:tr>
+      <w:tr>
+        <w:tc>
+          <w:tcPr>
+            <w:tcW w:w="675" w:type="dxa"/>
+          </w:tcPr>
+          <w:p/>
+        </w:tc>
+        <w:tc>
+          <w:tcPr>
+            <w:tcW w:w="985" w:type="dxa"/>
+          </w:tcPr>
+          <w:p>
+            <w:r>
+              <w:t>D</w:t>
+            </w:r>
+          </w:p>
+        </w:tc>
+        <w:tc>
+          <w:tcPr>
+            <w:tcW w:w="8158" w:type="dxa"/>
+          </w:tcPr>
+          <w:p/>
+        </w:tc>
+      </w:tr>
+      <w:tr>
+        <w:tc>
+          <w:tcPr>
+            <w:tcW w:w="675" w:type="dxa"/>
+          </w:tcPr>
+          <w:p/>
+        </w:tc>
+        <w:tc>
+          <w:tcPr>
+            <w:tcW w:w="985" w:type="dxa"/>
+            <w:shd w:val="clear" w:color="auto" w:fill="00B050"/>
+          </w:tcPr>
+          <w:p>
+            <w:bookmarkStart w:id="0" w:name="_GoBack"/>
+            <w:bookmarkEnd w:id="0"/>
           </w:p>
         </w:tc>
         <w:tc>
@@ -6306,4 +11350,16 @@
   <a:objectDefaults/>
   <a:extraClrSchemeLst/>
 </a:theme>
+</file>
+
+<file path=customXml/item1.xml><?xml version="1.0" encoding="utf-8"?>
+<b:Sources xmlns:b="http://schemas.openxmlformats.org/officeDocument/2006/bibliography" xmlns="http://schemas.openxmlformats.org/officeDocument/2006/bibliography" SelectedStyle="\APA.XSL" StyleName="APA"/>
+</file>
+
+<file path=customXml/itemProps1.xml><?xml version="1.0" encoding="utf-8"?>
+<ds:datastoreItem xmlns:ds="http://schemas.openxmlformats.org/officeDocument/2006/customXml" ds:itemID="{89C30FCF-B1CF-4BEB-9712-05608BFCEF5F}">
+  <ds:schemaRefs>
+    <ds:schemaRef ds:uri="http://schemas.openxmlformats.org/officeDocument/2006/bibliography"/>
+  </ds:schemaRefs>
+</ds:datastoreItem>
 </file>